--- a/point_01/cached/data_record.docx
+++ b/point_01/cached/data_record.docx
@@ -31,20 +31,42 @@
         <w:rPr>
           <w:rFonts w:hint="eastAsia"/>
         </w:rPr>
-        <w:t>Checkpoints: 源backbone、 源stf</w:t>
-      </w:r>
-    </w:p>
-    <w:p>
-      <w:pPr>
-        <w:rPr>
-          <w:rFonts w:hint="eastAsia"/>
-        </w:rPr>
-      </w:pPr>
-      <w:r>
-        <w:rPr>
-          <w:rFonts w:hint="eastAsia"/>
-        </w:rPr>
-        <w:t>单stf: MPJPE: 47.16mm / 3D-PCK: 93.06% / PA-MPJPE: 36.54mm</w:t>
+        <w:t>Checkpoints: 源backbone、 源</w:t>
+      </w:r>
+      <w:proofErr w:type="spellStart"/>
+      <w:r>
+        <w:rPr>
+          <w:rFonts w:hint="eastAsia"/>
+        </w:rPr>
+        <w:t>stf</w:t>
+      </w:r>
+      <w:proofErr w:type="spellEnd"/>
+    </w:p>
+    <w:p>
+      <w:pPr>
+        <w:rPr>
+          <w:rFonts w:hint="eastAsia"/>
+        </w:rPr>
+      </w:pPr>
+      <w:r>
+        <w:rPr>
+          <w:rFonts w:hint="eastAsia"/>
+        </w:rPr>
+        <w:t>单</w:t>
+      </w:r>
+      <w:proofErr w:type="spellStart"/>
+      <w:r>
+        <w:rPr>
+          <w:rFonts w:hint="eastAsia"/>
+        </w:rPr>
+        <w:t>stf</w:t>
+      </w:r>
+      <w:proofErr w:type="spellEnd"/>
+      <w:r>
+        <w:rPr>
+          <w:rFonts w:hint="eastAsia"/>
+        </w:rPr>
+        <w:t>: MPJPE: 47.16mm / 3D-PCK: 93.06% / PA-MPJPE: 36.54mm</w:t>
       </w:r>
     </w:p>
     <w:p>
@@ -83,8 +105,24 @@
         <w:rPr>
           <w:rFonts w:hint="eastAsia"/>
         </w:rPr>
-        <w:t>Checkpoints: 源backbone、 源backbone上训的stf</w:t>
-      </w:r>
+        <w:t>Checkpoints: 源backbone、 源backbone</w:t>
+      </w:r>
+      <w:proofErr w:type="gramStart"/>
+      <w:r>
+        <w:rPr>
+          <w:rFonts w:hint="eastAsia"/>
+        </w:rPr>
+        <w:t>上训的</w:t>
+      </w:r>
+      <w:proofErr w:type="spellStart"/>
+      <w:proofErr w:type="gramEnd"/>
+      <w:r>
+        <w:rPr>
+          <w:rFonts w:hint="eastAsia"/>
+        </w:rPr>
+        <w:t>stf</w:t>
+      </w:r>
+      <w:proofErr w:type="spellEnd"/>
     </w:p>
     <w:p>
       <w:pPr>
@@ -109,7 +147,21 @@
         <w:rPr>
           <w:rFonts w:hint="eastAsia"/>
         </w:rPr>
-        <w:t>单stf: MPJPE: 48.25mm / 3D-PCK: 92.88% / PA-MPJPE: 36.58mm</w:t>
+        <w:t>单</w:t>
+      </w:r>
+      <w:proofErr w:type="spellStart"/>
+      <w:r>
+        <w:rPr>
+          <w:rFonts w:hint="eastAsia"/>
+        </w:rPr>
+        <w:t>stf</w:t>
+      </w:r>
+      <w:proofErr w:type="spellEnd"/>
+      <w:r>
+        <w:rPr>
+          <w:rFonts w:hint="eastAsia"/>
+        </w:rPr>
+        <w:t>: MPJPE: 48.25mm / 3D-PCK: 92.88% / PA-MPJPE: 36.58mm</w:t>
       </w:r>
     </w:p>
     <w:p>
@@ -161,20 +213,56 @@
         <w:rPr>
           <w:rFonts w:hint="eastAsia"/>
         </w:rPr>
-        <w:t>Checkpoints: 源backbone、 源backbone上训的stf + KTP</w:t>
-      </w:r>
-    </w:p>
-    <w:p>
-      <w:pPr>
-        <w:rPr>
-          <w:rFonts w:hint="eastAsia"/>
-        </w:rPr>
-      </w:pPr>
-      <w:r>
-        <w:rPr>
-          <w:rFonts w:hint="eastAsia"/>
-        </w:rPr>
-        <w:t>单stf: MPJPE: 54.28mm / 3D-PCK: 91.20% / PA-MPJPE: 41.21mm</w:t>
+        <w:t>Checkpoints: 源backbone、 源backbone</w:t>
+      </w:r>
+      <w:proofErr w:type="gramStart"/>
+      <w:r>
+        <w:rPr>
+          <w:rFonts w:hint="eastAsia"/>
+        </w:rPr>
+        <w:t>上训的</w:t>
+      </w:r>
+      <w:proofErr w:type="spellStart"/>
+      <w:proofErr w:type="gramEnd"/>
+      <w:r>
+        <w:rPr>
+          <w:rFonts w:hint="eastAsia"/>
+        </w:rPr>
+        <w:t>stf</w:t>
+      </w:r>
+      <w:proofErr w:type="spellEnd"/>
+      <w:r>
+        <w:rPr>
+          <w:rFonts w:hint="eastAsia"/>
+        </w:rPr>
+        <w:t xml:space="preserve"> + KTP</w:t>
+      </w:r>
+    </w:p>
+    <w:p>
+      <w:pPr>
+        <w:rPr>
+          <w:rFonts w:hint="eastAsia"/>
+        </w:rPr>
+      </w:pPr>
+      <w:r>
+        <w:rPr>
+          <w:rFonts w:hint="eastAsia"/>
+        </w:rPr>
+        <w:t>单</w:t>
+      </w:r>
+      <w:proofErr w:type="spellStart"/>
+      <w:r>
+        <w:rPr>
+          <w:rFonts w:hint="eastAsia"/>
+        </w:rPr>
+        <w:t>stf</w:t>
+      </w:r>
+      <w:proofErr w:type="spellEnd"/>
+      <w:r>
+        <w:rPr>
+          <w:rFonts w:hint="eastAsia"/>
+        </w:rPr>
+        <w:t>: MPJPE: 54.28mm / 3D-PCK: 91.20% / PA-MPJPE: 41.21mm</w:t>
       </w:r>
     </w:p>
     <w:p>
@@ -213,20 +301,56 @@
         <w:rPr>
           <w:rFonts w:hint="eastAsia"/>
         </w:rPr>
-        <w:t>Checkpoints: 源backbone、 源backbone上训的stf + Stable1KTP</w:t>
-      </w:r>
-    </w:p>
-    <w:p>
-      <w:pPr>
-        <w:rPr>
-          <w:rFonts w:hint="eastAsia"/>
-        </w:rPr>
-      </w:pPr>
-      <w:r>
-        <w:rPr>
-          <w:rFonts w:hint="eastAsia"/>
-        </w:rPr>
-        <w:t>单stf: MPJPE: 53.00mm / 3D-PCK: 91.33% / PA-MPJPE: 40.14mm</w:t>
+        <w:t>Checkpoints: 源backbone、 源backbone</w:t>
+      </w:r>
+      <w:proofErr w:type="gramStart"/>
+      <w:r>
+        <w:rPr>
+          <w:rFonts w:hint="eastAsia"/>
+        </w:rPr>
+        <w:t>上训的</w:t>
+      </w:r>
+      <w:proofErr w:type="spellStart"/>
+      <w:proofErr w:type="gramEnd"/>
+      <w:r>
+        <w:rPr>
+          <w:rFonts w:hint="eastAsia"/>
+        </w:rPr>
+        <w:t>stf</w:t>
+      </w:r>
+      <w:proofErr w:type="spellEnd"/>
+      <w:r>
+        <w:rPr>
+          <w:rFonts w:hint="eastAsia"/>
+        </w:rPr>
+        <w:t xml:space="preserve"> + Stable1KTP</w:t>
+      </w:r>
+    </w:p>
+    <w:p>
+      <w:pPr>
+        <w:rPr>
+          <w:rFonts w:hint="eastAsia"/>
+        </w:rPr>
+      </w:pPr>
+      <w:r>
+        <w:rPr>
+          <w:rFonts w:hint="eastAsia"/>
+        </w:rPr>
+        <w:t>单</w:t>
+      </w:r>
+      <w:proofErr w:type="spellStart"/>
+      <w:r>
+        <w:rPr>
+          <w:rFonts w:hint="eastAsia"/>
+        </w:rPr>
+        <w:t>stf</w:t>
+      </w:r>
+      <w:proofErr w:type="spellEnd"/>
+      <w:r>
+        <w:rPr>
+          <w:rFonts w:hint="eastAsia"/>
+        </w:rPr>
+        <w:t>: MPJPE: 53.00mm / 3D-PCK: 91.33% / PA-MPJPE: 40.14mm</w:t>
       </w:r>
     </w:p>
     <w:p>
@@ -312,7 +436,29 @@
         <w:rPr>
           <w:rFonts w:hint="eastAsia"/>
         </w:rPr>
-        <w:t>Checkpoints: 源backbone、 源backbone上训的stf + Stable</w:t>
+        <w:t>Checkpoints: 源backbone、 源backbone</w:t>
+      </w:r>
+      <w:proofErr w:type="gramStart"/>
+      <w:r>
+        <w:rPr>
+          <w:rFonts w:hint="eastAsia"/>
+        </w:rPr>
+        <w:t>上训的</w:t>
+      </w:r>
+      <w:proofErr w:type="spellStart"/>
+      <w:proofErr w:type="gramEnd"/>
+      <w:r>
+        <w:rPr>
+          <w:rFonts w:hint="eastAsia"/>
+        </w:rPr>
+        <w:t>stf</w:t>
+      </w:r>
+      <w:proofErr w:type="spellEnd"/>
+      <w:r>
+        <w:rPr>
+          <w:rFonts w:hint="eastAsia"/>
+        </w:rPr>
+        <w:t xml:space="preserve"> + Stable</w:t>
       </w:r>
       <w:r>
         <w:rPr>
@@ -337,7 +483,21 @@
         <w:rPr>
           <w:rFonts w:hint="eastAsia"/>
         </w:rPr>
-        <w:t>单stf: MPJPE: 52.44mm / 3D-PCK: 91.62% / PA-MPJPE: 40.80mm</w:t>
+        <w:t>单</w:t>
+      </w:r>
+      <w:proofErr w:type="spellStart"/>
+      <w:r>
+        <w:rPr>
+          <w:rFonts w:hint="eastAsia"/>
+        </w:rPr>
+        <w:t>stf</w:t>
+      </w:r>
+      <w:proofErr w:type="spellEnd"/>
+      <w:r>
+        <w:rPr>
+          <w:rFonts w:hint="eastAsia"/>
+        </w:rPr>
+        <w:t>: MPJPE: 52.44mm / 3D-PCK: 91.62% / PA-MPJPE: 40.80mm</w:t>
       </w:r>
     </w:p>
     <w:p>
@@ -423,20 +583,70 @@
         <w:rPr>
           <w:rFonts w:hint="eastAsia"/>
         </w:rPr>
-        <w:t>Checkpoints: 源backbone、 源backbone上训的stf + GraphConv(disable)</w:t>
-      </w:r>
-    </w:p>
-    <w:p>
-      <w:pPr>
-        <w:rPr>
-          <w:rFonts w:hint="eastAsia"/>
-        </w:rPr>
-      </w:pPr>
-      <w:r>
-        <w:rPr>
-          <w:rFonts w:hint="eastAsia"/>
-        </w:rPr>
-        <w:t>单stf: MPJPE: 49.94mm / 3D-PCK: 92.48% / PA-MPJPE: 39.01mm</w:t>
+        <w:t>Checkpoints: 源backbone、 源backbone</w:t>
+      </w:r>
+      <w:proofErr w:type="gramStart"/>
+      <w:r>
+        <w:rPr>
+          <w:rFonts w:hint="eastAsia"/>
+        </w:rPr>
+        <w:t>上训的</w:t>
+      </w:r>
+      <w:proofErr w:type="spellStart"/>
+      <w:proofErr w:type="gramEnd"/>
+      <w:r>
+        <w:rPr>
+          <w:rFonts w:hint="eastAsia"/>
+        </w:rPr>
+        <w:t>stf</w:t>
+      </w:r>
+      <w:proofErr w:type="spellEnd"/>
+      <w:r>
+        <w:rPr>
+          <w:rFonts w:hint="eastAsia"/>
+        </w:rPr>
+        <w:t xml:space="preserve"> + </w:t>
+      </w:r>
+      <w:proofErr w:type="spellStart"/>
+      <w:r>
+        <w:rPr>
+          <w:rFonts w:hint="eastAsia"/>
+        </w:rPr>
+        <w:t>GraphConv</w:t>
+      </w:r>
+      <w:proofErr w:type="spellEnd"/>
+      <w:r>
+        <w:rPr>
+          <w:rFonts w:hint="eastAsia"/>
+        </w:rPr>
+        <w:t>(disable)</w:t>
+      </w:r>
+    </w:p>
+    <w:p>
+      <w:pPr>
+        <w:rPr>
+          <w:rFonts w:hint="eastAsia"/>
+        </w:rPr>
+      </w:pPr>
+      <w:r>
+        <w:rPr>
+          <w:rFonts w:hint="eastAsia"/>
+        </w:rPr>
+        <w:t>单</w:t>
+      </w:r>
+      <w:proofErr w:type="spellStart"/>
+      <w:r>
+        <w:rPr>
+          <w:rFonts w:hint="eastAsia"/>
+        </w:rPr>
+        <w:t>stf</w:t>
+      </w:r>
+      <w:proofErr w:type="spellEnd"/>
+      <w:r>
+        <w:rPr>
+          <w:rFonts w:hint="eastAsia"/>
+        </w:rPr>
+        <w:t>: MPJPE: 49.94mm / 3D-PCK: 92.48% / PA-MPJPE: 39.01mm</w:t>
       </w:r>
     </w:p>
     <w:p>
@@ -483,20 +693,64 @@
           <w:rFonts w:hint="eastAsia"/>
         </w:rPr>
         <w:lastRenderedPageBreak/>
-        <w:t>Checkpoints: 源backbone、 源backbone上训的stf + GraphConv</w:t>
-      </w:r>
-    </w:p>
-    <w:p>
-      <w:pPr>
-        <w:rPr>
-          <w:rFonts w:hint="eastAsia"/>
-        </w:rPr>
-      </w:pPr>
-      <w:r>
-        <w:rPr>
-          <w:rFonts w:hint="eastAsia"/>
-        </w:rPr>
-        <w:t>单stf: MPJPE: 49.84mm / 3D-PCK: 92.48% / PA-MPJPE: 38.59mm</w:t>
+        <w:t>Checkpoints: 源backbone、 源backbone</w:t>
+      </w:r>
+      <w:proofErr w:type="gramStart"/>
+      <w:r>
+        <w:rPr>
+          <w:rFonts w:hint="eastAsia"/>
+        </w:rPr>
+        <w:t>上训的</w:t>
+      </w:r>
+      <w:proofErr w:type="spellStart"/>
+      <w:proofErr w:type="gramEnd"/>
+      <w:r>
+        <w:rPr>
+          <w:rFonts w:hint="eastAsia"/>
+        </w:rPr>
+        <w:t>stf</w:t>
+      </w:r>
+      <w:proofErr w:type="spellEnd"/>
+      <w:r>
+        <w:rPr>
+          <w:rFonts w:hint="eastAsia"/>
+        </w:rPr>
+        <w:t xml:space="preserve"> + </w:t>
+      </w:r>
+      <w:proofErr w:type="spellStart"/>
+      <w:r>
+        <w:rPr>
+          <w:rFonts w:hint="eastAsia"/>
+        </w:rPr>
+        <w:t>GraphConv</w:t>
+      </w:r>
+      <w:proofErr w:type="spellEnd"/>
+    </w:p>
+    <w:p>
+      <w:pPr>
+        <w:rPr>
+          <w:rFonts w:hint="eastAsia"/>
+        </w:rPr>
+      </w:pPr>
+      <w:r>
+        <w:rPr>
+          <w:rFonts w:hint="eastAsia"/>
+        </w:rPr>
+        <w:t>单</w:t>
+      </w:r>
+      <w:proofErr w:type="spellStart"/>
+      <w:r>
+        <w:rPr>
+          <w:rFonts w:hint="eastAsia"/>
+        </w:rPr>
+        <w:t>stf</w:t>
+      </w:r>
+      <w:proofErr w:type="spellEnd"/>
+      <w:r>
+        <w:rPr>
+          <w:rFonts w:hint="eastAsia"/>
+        </w:rPr>
+        <w:t>: MPJPE: 49.84mm / 3D-PCK: 92.48% / PA-MPJPE: 38.59mm</w:t>
       </w:r>
     </w:p>
     <w:p>
@@ -529,8 +783,31 @@
         <w:rPr>
           <w:rFonts w:hint="eastAsia"/>
         </w:rPr>
-        <w:t>Checkpoints: 源backbone、 源backbone上训的stf  + 强化</w:t>
-      </w:r>
+        <w:t>Checkpoints: 源backbone、 源backbone</w:t>
+      </w:r>
+      <w:proofErr w:type="gramStart"/>
+      <w:r>
+        <w:rPr>
+          <w:rFonts w:hint="eastAsia"/>
+        </w:rPr>
+        <w:t>上训的</w:t>
+      </w:r>
+      <w:proofErr w:type="spellStart"/>
+      <w:proofErr w:type="gramEnd"/>
+      <w:r>
+        <w:rPr>
+          <w:rFonts w:hint="eastAsia"/>
+        </w:rPr>
+        <w:t>stf</w:t>
+      </w:r>
+      <w:proofErr w:type="spellEnd"/>
+      <w:r>
+        <w:rPr>
+          <w:rFonts w:hint="eastAsia"/>
+        </w:rPr>
+        <w:t xml:space="preserve">  + 强化</w:t>
+      </w:r>
+      <w:proofErr w:type="gramStart"/>
       <w:r>
         <w:rPr>
           <w:rFonts w:hint="eastAsia"/>
@@ -541,7 +818,14 @@
         <w:rPr>
           <w:rFonts w:hint="eastAsia"/>
         </w:rPr>
-        <w:t>可学习图卷积</w:t>
+        <w:t>可学习</w:t>
+      </w:r>
+      <w:proofErr w:type="gramEnd"/>
+      <w:r>
+        <w:rPr>
+          <w:rFonts w:hint="eastAsia"/>
+        </w:rPr>
+        <w:t>图卷积</w:t>
       </w:r>
     </w:p>
     <w:p>
@@ -653,8 +937,31 @@
         <w:rPr>
           <w:rFonts w:hint="eastAsia"/>
         </w:rPr>
-        <w:t>Checkpoints: 源backbone、 源backbone上训的stf  + 强化</w:t>
-      </w:r>
+        <w:t>Checkpoints: 源backbone、 源backbone</w:t>
+      </w:r>
+      <w:proofErr w:type="gramStart"/>
+      <w:r>
+        <w:rPr>
+          <w:rFonts w:hint="eastAsia"/>
+        </w:rPr>
+        <w:t>上训的</w:t>
+      </w:r>
+      <w:proofErr w:type="spellStart"/>
+      <w:proofErr w:type="gramEnd"/>
+      <w:r>
+        <w:rPr>
+          <w:rFonts w:hint="eastAsia"/>
+        </w:rPr>
+        <w:t>stf</w:t>
+      </w:r>
+      <w:proofErr w:type="spellEnd"/>
+      <w:r>
+        <w:rPr>
+          <w:rFonts w:hint="eastAsia"/>
+        </w:rPr>
+        <w:t xml:space="preserve">  + 强化</w:t>
+      </w:r>
+      <w:proofErr w:type="gramStart"/>
       <w:r>
         <w:rPr>
           <w:rFonts w:hint="eastAsia"/>
@@ -665,7 +972,14 @@
         <w:rPr>
           <w:rFonts w:hint="eastAsia"/>
         </w:rPr>
-        <w:t>可学习图卷积</w:t>
+        <w:t>可学习</w:t>
+      </w:r>
+      <w:proofErr w:type="gramEnd"/>
+      <w:r>
+        <w:rPr>
+          <w:rFonts w:hint="eastAsia"/>
+        </w:rPr>
+        <w:t>图卷积</w:t>
       </w:r>
     </w:p>
     <w:p>
@@ -770,7 +1084,29 @@
         <w:rPr>
           <w:rFonts w:hint="eastAsia"/>
         </w:rPr>
-        <w:t>Checkpoints: 源backbone、 源backbone上训的stf  + 强化可学习图卷积</w:t>
+        <w:t>Checkpoints: 源backbone、 源backbone</w:t>
+      </w:r>
+      <w:proofErr w:type="gramStart"/>
+      <w:r>
+        <w:rPr>
+          <w:rFonts w:hint="eastAsia"/>
+        </w:rPr>
+        <w:t>上训的</w:t>
+      </w:r>
+      <w:proofErr w:type="spellStart"/>
+      <w:proofErr w:type="gramEnd"/>
+      <w:r>
+        <w:rPr>
+          <w:rFonts w:hint="eastAsia"/>
+        </w:rPr>
+        <w:t>stf</w:t>
+      </w:r>
+      <w:proofErr w:type="spellEnd"/>
+      <w:r>
+        <w:rPr>
+          <w:rFonts w:hint="eastAsia"/>
+        </w:rPr>
+        <w:t xml:space="preserve">  + 强化可学习图卷积</w:t>
       </w:r>
     </w:p>
     <w:p>
@@ -870,7 +1206,43 @@
         <w:rPr>
           <w:rFonts w:hint="eastAsia"/>
         </w:rPr>
-        <w:t>Checkpoints: 源backbone、 源backbone上训的stf  + LearnableConv(disabled)</w:t>
+        <w:t>Checkpoints: 源backbone、 源backbone</w:t>
+      </w:r>
+      <w:proofErr w:type="gramStart"/>
+      <w:r>
+        <w:rPr>
+          <w:rFonts w:hint="eastAsia"/>
+        </w:rPr>
+        <w:t>上训的</w:t>
+      </w:r>
+      <w:proofErr w:type="spellStart"/>
+      <w:proofErr w:type="gramEnd"/>
+      <w:r>
+        <w:rPr>
+          <w:rFonts w:hint="eastAsia"/>
+        </w:rPr>
+        <w:t>stf</w:t>
+      </w:r>
+      <w:proofErr w:type="spellEnd"/>
+      <w:r>
+        <w:rPr>
+          <w:rFonts w:hint="eastAsia"/>
+        </w:rPr>
+        <w:t xml:space="preserve">  + </w:t>
+      </w:r>
+      <w:proofErr w:type="spellStart"/>
+      <w:r>
+        <w:rPr>
+          <w:rFonts w:hint="eastAsia"/>
+        </w:rPr>
+        <w:t>LearnableConv</w:t>
+      </w:r>
+      <w:proofErr w:type="spellEnd"/>
+      <w:r>
+        <w:rPr>
+          <w:rFonts w:hint="eastAsia"/>
+        </w:rPr>
+        <w:t>(disabled)</w:t>
       </w:r>
     </w:p>
     <w:p>
@@ -934,11 +1306,6 @@
       </w:r>
     </w:p>
     <w:p>
-      <w:pPr>
-        <w:rPr>
-          <w:rFonts w:hint="eastAsia"/>
-        </w:rPr>
-      </w:pPr>
       <w:r>
         <w:rPr>
           <w:noProof/>
@@ -987,6 +1354,53 @@
           <w:rFonts w:hint="eastAsia"/>
         </w:rPr>
       </w:pPr>
+      <w:r>
+        <w:rPr>
+          <w:noProof/>
+        </w:rPr>
+        <w:drawing>
+          <wp:inline distT="0" distB="0" distL="0" distR="0" wp14:anchorId="264E3377" wp14:editId="06784974">
+            <wp:extent cx="1177747" cy="2167382"/>
+            <wp:effectExtent l="0" t="0" r="3810" b="4445"/>
+            <wp:docPr id="1085280226" name="图片 1" descr="图片包含 文本&#10;&#10;AI 生成的内容可能不正确。"/>
+            <wp:cNvGraphicFramePr>
+              <a:graphicFrameLocks xmlns:a="http://schemas.openxmlformats.org/drawingml/2006/main" noChangeAspect="1"/>
+            </wp:cNvGraphicFramePr>
+            <a:graphic xmlns:a="http://schemas.openxmlformats.org/drawingml/2006/main">
+              <a:graphicData uri="http://schemas.openxmlformats.org/drawingml/2006/picture">
+                <pic:pic xmlns:pic="http://schemas.openxmlformats.org/drawingml/2006/picture">
+                  <pic:nvPicPr>
+                    <pic:cNvPr id="1085280226" name="图片 1" descr="图片包含 文本&#10;&#10;AI 生成的内容可能不正确。"/>
+                    <pic:cNvPicPr/>
+                  </pic:nvPicPr>
+                  <pic:blipFill>
+                    <a:blip r:embed="rId13"/>
+                    <a:stretch>
+                      <a:fillRect/>
+                    </a:stretch>
+                  </pic:blipFill>
+                  <pic:spPr>
+                    <a:xfrm>
+                      <a:off x="0" y="0"/>
+                      <a:ext cx="1181983" cy="2175177"/>
+                    </a:xfrm>
+                    <a:prstGeom prst="rect">
+                      <a:avLst/>
+                    </a:prstGeom>
+                  </pic:spPr>
+                </pic:pic>
+              </a:graphicData>
+            </a:graphic>
+          </wp:inline>
+        </w:drawing>
+      </w:r>
+    </w:p>
+    <w:p>
+      <w:pPr>
+        <w:rPr>
+          <w:rFonts w:hint="eastAsia"/>
+        </w:rPr>
+      </w:pPr>
     </w:p>
     <w:p>
       <w:pPr>
@@ -1023,8 +1437,38 @@
         <w:rPr>
           <w:rFonts w:hint="eastAsia"/>
         </w:rPr>
-        <w:t>Checkpoints: 源backbone、 源backbone上训的stf  + LearnableConv</w:t>
-      </w:r>
+        <w:t>Checkpoints: 源backbone、 源backbone</w:t>
+      </w:r>
+      <w:proofErr w:type="gramStart"/>
+      <w:r>
+        <w:rPr>
+          <w:rFonts w:hint="eastAsia"/>
+        </w:rPr>
+        <w:t>上训的</w:t>
+      </w:r>
+      <w:proofErr w:type="spellStart"/>
+      <w:proofErr w:type="gramEnd"/>
+      <w:r>
+        <w:rPr>
+          <w:rFonts w:hint="eastAsia"/>
+        </w:rPr>
+        <w:t>stf</w:t>
+      </w:r>
+      <w:proofErr w:type="spellEnd"/>
+      <w:r>
+        <w:rPr>
+          <w:rFonts w:hint="eastAsia"/>
+        </w:rPr>
+        <w:t xml:space="preserve">  + </w:t>
+      </w:r>
+      <w:proofErr w:type="spellStart"/>
+      <w:r>
+        <w:rPr>
+          <w:rFonts w:hint="eastAsia"/>
+        </w:rPr>
+        <w:t>LearnableConv</w:t>
+      </w:r>
+      <w:proofErr w:type="spellEnd"/>
     </w:p>
     <w:p>
       <w:pPr>
@@ -1065,7 +1509,7 @@
                     <pic:cNvPicPr/>
                   </pic:nvPicPr>
                   <pic:blipFill>
-                    <a:blip r:embed="rId13"/>
+                    <a:blip r:embed="rId14"/>
                     <a:stretch>
                       <a:fillRect/>
                     </a:stretch>
@@ -1135,8 +1579,38 @@
         <w:rPr>
           <w:rFonts w:hint="eastAsia"/>
         </w:rPr>
-        <w:t>Checkpoints: 源backbone、 源backbone上训的stf  + LearnableConv</w:t>
-      </w:r>
+        <w:t>Checkpoints: 源backbone、 源backbone</w:t>
+      </w:r>
+      <w:proofErr w:type="gramStart"/>
+      <w:r>
+        <w:rPr>
+          <w:rFonts w:hint="eastAsia"/>
+        </w:rPr>
+        <w:t>上训的</w:t>
+      </w:r>
+      <w:proofErr w:type="spellStart"/>
+      <w:proofErr w:type="gramEnd"/>
+      <w:r>
+        <w:rPr>
+          <w:rFonts w:hint="eastAsia"/>
+        </w:rPr>
+        <w:t>stf</w:t>
+      </w:r>
+      <w:proofErr w:type="spellEnd"/>
+      <w:r>
+        <w:rPr>
+          <w:rFonts w:hint="eastAsia"/>
+        </w:rPr>
+        <w:t xml:space="preserve">  + </w:t>
+      </w:r>
+      <w:proofErr w:type="spellStart"/>
+      <w:r>
+        <w:rPr>
+          <w:rFonts w:hint="eastAsia"/>
+        </w:rPr>
+        <w:t>LearnableConv</w:t>
+      </w:r>
+      <w:proofErr w:type="spellEnd"/>
     </w:p>
     <w:p>
       <w:pPr>
@@ -1177,7 +1651,7 @@
                     <pic:cNvPicPr/>
                   </pic:nvPicPr>
                   <pic:blipFill>
-                    <a:blip r:embed="rId14"/>
+                    <a:blip r:embed="rId15"/>
                     <a:stretch>
                       <a:fillRect/>
                     </a:stretch>
@@ -1228,8 +1702,38 @@
         <w:rPr>
           <w:rFonts w:hint="eastAsia"/>
         </w:rPr>
-        <w:t>Checkpoints: 源backbone、 源backbone上训的stf  + LearnableConv</w:t>
-      </w:r>
+        <w:t>Checkpoints: 源backbone、 源backbone</w:t>
+      </w:r>
+      <w:proofErr w:type="gramStart"/>
+      <w:r>
+        <w:rPr>
+          <w:rFonts w:hint="eastAsia"/>
+        </w:rPr>
+        <w:t>上训的</w:t>
+      </w:r>
+      <w:proofErr w:type="spellStart"/>
+      <w:proofErr w:type="gramEnd"/>
+      <w:r>
+        <w:rPr>
+          <w:rFonts w:hint="eastAsia"/>
+        </w:rPr>
+        <w:t>stf</w:t>
+      </w:r>
+      <w:proofErr w:type="spellEnd"/>
+      <w:r>
+        <w:rPr>
+          <w:rFonts w:hint="eastAsia"/>
+        </w:rPr>
+        <w:t xml:space="preserve">  + </w:t>
+      </w:r>
+      <w:proofErr w:type="spellStart"/>
+      <w:r>
+        <w:rPr>
+          <w:rFonts w:hint="eastAsia"/>
+        </w:rPr>
+        <w:t>LearnableConv</w:t>
+      </w:r>
+      <w:proofErr w:type="spellEnd"/>
     </w:p>
     <w:p>
       <w:pPr>
@@ -1241,6 +1745,7 @@
         <w:rPr>
           <w:noProof/>
         </w:rPr>
+        <w:lastRenderedPageBreak/>
         <w:drawing>
           <wp:inline distT="0" distB="0" distL="0" distR="0" wp14:anchorId="02008E54" wp14:editId="6F832917">
             <wp:extent cx="1438095" cy="638095"/>
@@ -1257,7 +1762,7 @@
                     <pic:cNvPicPr/>
                   </pic:nvPicPr>
                   <pic:blipFill>
-                    <a:blip r:embed="rId15"/>
+                    <a:blip r:embed="rId16"/>
                     <a:stretch>
                       <a:fillRect/>
                     </a:stretch>
@@ -1304,7 +1809,7 @@
                     <pic:cNvPicPr/>
                   </pic:nvPicPr>
                   <pic:blipFill>
-                    <a:blip r:embed="rId16"/>
+                    <a:blip r:embed="rId17"/>
                     <a:stretch>
                       <a:fillRect/>
                     </a:stretch>
@@ -1335,7 +1840,6 @@
         <w:rPr>
           <w:noProof/>
         </w:rPr>
-        <w:lastRenderedPageBreak/>
         <w:drawing>
           <wp:inline distT="0" distB="0" distL="0" distR="0" wp14:anchorId="09A41A9E" wp14:editId="6955D3FA">
             <wp:extent cx="2463800" cy="1611289"/>
@@ -1352,7 +1856,7 @@
                     <pic:cNvPicPr/>
                   </pic:nvPicPr>
                   <pic:blipFill>
-                    <a:blip r:embed="rId17"/>
+                    <a:blip r:embed="rId18"/>
                     <a:stretch>
                       <a:fillRect/>
                     </a:stretch>
@@ -1392,7 +1896,7 @@
                     <pic:cNvPicPr/>
                   </pic:nvPicPr>
                   <pic:blipFill>
-                    <a:blip r:embed="rId18"/>
+                    <a:blip r:embed="rId19"/>
                     <a:stretch>
                       <a:fillRect/>
                     </a:stretch>
@@ -1450,8 +1954,38 @@
         <w:rPr>
           <w:rFonts w:hint="eastAsia"/>
         </w:rPr>
-        <w:t>Checkpoints: 源backbone、 源backbone上训的stf  + LearnableConv</w:t>
-      </w:r>
+        <w:t>Checkpoints: 源backbone、 源backbone</w:t>
+      </w:r>
+      <w:proofErr w:type="gramStart"/>
+      <w:r>
+        <w:rPr>
+          <w:rFonts w:hint="eastAsia"/>
+        </w:rPr>
+        <w:t>上训的</w:t>
+      </w:r>
+      <w:proofErr w:type="spellStart"/>
+      <w:proofErr w:type="gramEnd"/>
+      <w:r>
+        <w:rPr>
+          <w:rFonts w:hint="eastAsia"/>
+        </w:rPr>
+        <w:t>stf</w:t>
+      </w:r>
+      <w:proofErr w:type="spellEnd"/>
+      <w:r>
+        <w:rPr>
+          <w:rFonts w:hint="eastAsia"/>
+        </w:rPr>
+        <w:t xml:space="preserve">  + </w:t>
+      </w:r>
+      <w:proofErr w:type="spellStart"/>
+      <w:r>
+        <w:rPr>
+          <w:rFonts w:hint="eastAsia"/>
+        </w:rPr>
+        <w:t>LearnableConv</w:t>
+      </w:r>
+      <w:proofErr w:type="spellEnd"/>
     </w:p>
     <w:p>
       <w:pPr>
@@ -1479,7 +2013,7 @@
                     <pic:cNvPicPr/>
                   </pic:nvPicPr>
                   <pic:blipFill>
-                    <a:blip r:embed="rId19"/>
+                    <a:blip r:embed="rId20"/>
                     <a:stretch>
                       <a:fillRect/>
                     </a:stretch>
@@ -1526,7 +2060,7 @@
                     <pic:cNvPicPr/>
                   </pic:nvPicPr>
                   <pic:blipFill>
-                    <a:blip r:embed="rId16"/>
+                    <a:blip r:embed="rId17"/>
                     <a:stretch>
                       <a:fillRect/>
                     </a:stretch>
@@ -1573,7 +2107,7 @@
                     <pic:cNvPicPr/>
                   </pic:nvPicPr>
                   <pic:blipFill>
-                    <a:blip r:embed="rId20"/>
+                    <a:blip r:embed="rId21"/>
                     <a:stretch>
                       <a:fillRect/>
                     </a:stretch>
@@ -1613,7 +2147,7 @@
                     <pic:cNvPicPr/>
                   </pic:nvPicPr>
                   <pic:blipFill>
-                    <a:blip r:embed="rId18"/>
+                    <a:blip r:embed="rId19"/>
                     <a:stretch>
                       <a:fillRect/>
                     </a:stretch>
@@ -1664,7 +2198,43 @@
         <w:rPr>
           <w:rFonts w:hint="eastAsia"/>
         </w:rPr>
-        <w:t>Checkpoints: 源backbone、 源backbone上训的stf  + LearnableConv(learnable weight)</w:t>
+        <w:t>Checkpoints: 源backbone、 源backbone</w:t>
+      </w:r>
+      <w:proofErr w:type="gramStart"/>
+      <w:r>
+        <w:rPr>
+          <w:rFonts w:hint="eastAsia"/>
+        </w:rPr>
+        <w:t>上训的</w:t>
+      </w:r>
+      <w:proofErr w:type="spellStart"/>
+      <w:proofErr w:type="gramEnd"/>
+      <w:r>
+        <w:rPr>
+          <w:rFonts w:hint="eastAsia"/>
+        </w:rPr>
+        <w:t>stf</w:t>
+      </w:r>
+      <w:proofErr w:type="spellEnd"/>
+      <w:r>
+        <w:rPr>
+          <w:rFonts w:hint="eastAsia"/>
+        </w:rPr>
+        <w:t xml:space="preserve">  + </w:t>
+      </w:r>
+      <w:proofErr w:type="spellStart"/>
+      <w:r>
+        <w:rPr>
+          <w:rFonts w:hint="eastAsia"/>
+        </w:rPr>
+        <w:t>LearnableConv</w:t>
+      </w:r>
+      <w:proofErr w:type="spellEnd"/>
+      <w:r>
+        <w:rPr>
+          <w:rFonts w:hint="eastAsia"/>
+        </w:rPr>
+        <w:t>(learnable weight)</w:t>
       </w:r>
     </w:p>
     <w:p>
@@ -1693,7 +2263,7 @@
                     <pic:cNvPicPr/>
                   </pic:nvPicPr>
                   <pic:blipFill>
-                    <a:blip r:embed="rId21"/>
+                    <a:blip r:embed="rId22"/>
                     <a:stretch>
                       <a:fillRect/>
                     </a:stretch>
@@ -1741,7 +2311,7 @@
                     <pic:cNvPicPr/>
                   </pic:nvPicPr>
                   <pic:blipFill>
-                    <a:blip r:embed="rId22"/>
+                    <a:blip r:embed="rId23"/>
                     <a:stretch>
                       <a:fillRect/>
                     </a:stretch>
@@ -1797,8 +2367,52 @@
         <w:rPr>
           <w:rFonts w:hint="eastAsia"/>
         </w:rPr>
-        <w:t>Checkpoints: 源backbone、 源backbone上训的stf  + LearnableConv(learnable weight) + STAtt</w:t>
-      </w:r>
+        <w:t>Checkpoints: 源backbone、 源backbone</w:t>
+      </w:r>
+      <w:proofErr w:type="gramStart"/>
+      <w:r>
+        <w:rPr>
+          <w:rFonts w:hint="eastAsia"/>
+        </w:rPr>
+        <w:t>上训的</w:t>
+      </w:r>
+      <w:proofErr w:type="spellStart"/>
+      <w:proofErr w:type="gramEnd"/>
+      <w:r>
+        <w:rPr>
+          <w:rFonts w:hint="eastAsia"/>
+        </w:rPr>
+        <w:t>stf</w:t>
+      </w:r>
+      <w:proofErr w:type="spellEnd"/>
+      <w:r>
+        <w:rPr>
+          <w:rFonts w:hint="eastAsia"/>
+        </w:rPr>
+        <w:t xml:space="preserve">  + </w:t>
+      </w:r>
+      <w:proofErr w:type="spellStart"/>
+      <w:r>
+        <w:rPr>
+          <w:rFonts w:hint="eastAsia"/>
+        </w:rPr>
+        <w:t>LearnableConv</w:t>
+      </w:r>
+      <w:proofErr w:type="spellEnd"/>
+      <w:r>
+        <w:rPr>
+          <w:rFonts w:hint="eastAsia"/>
+        </w:rPr>
+        <w:t xml:space="preserve">(learnable weight) + </w:t>
+      </w:r>
+      <w:proofErr w:type="spellStart"/>
+      <w:r>
+        <w:rPr>
+          <w:rFonts w:hint="eastAsia"/>
+        </w:rPr>
+        <w:t>STAtt</w:t>
+      </w:r>
+      <w:proofErr w:type="spellEnd"/>
     </w:p>
     <w:p>
       <w:pPr>
@@ -1826,7 +2440,7 @@
                     <pic:cNvPicPr/>
                   </pic:nvPicPr>
                   <pic:blipFill>
-                    <a:blip r:embed="rId23"/>
+                    <a:blip r:embed="rId24"/>
                     <a:stretch>
                       <a:fillRect/>
                     </a:stretch>
@@ -1873,7 +2487,7 @@
                     <pic:cNvPicPr/>
                   </pic:nvPicPr>
                   <pic:blipFill>
-                    <a:blip r:embed="rId24"/>
+                    <a:blip r:embed="rId25"/>
                     <a:stretch>
                       <a:fillRect/>
                     </a:stretch>
@@ -1917,11 +2531,49 @@
         <w:rPr>
           <w:rFonts w:hint="eastAsia"/>
         </w:rPr>
-        <w:t xml:space="preserve">Checkpoints: 源backbone、 源backbone上训的stf  + LearnableGraphConv + </w:t>
-      </w:r>
+        <w:t>Checkpoints: 源backbone、 源backbone</w:t>
+      </w:r>
+      <w:proofErr w:type="gramStart"/>
+      <w:r>
+        <w:rPr>
+          <w:rFonts w:hint="eastAsia"/>
+        </w:rPr>
+        <w:t>上训的</w:t>
+      </w:r>
+      <w:proofErr w:type="spellStart"/>
+      <w:proofErr w:type="gramEnd"/>
+      <w:r>
+        <w:rPr>
+          <w:rFonts w:hint="eastAsia"/>
+        </w:rPr>
+        <w:t>stf</w:t>
+      </w:r>
+      <w:proofErr w:type="spellEnd"/>
+      <w:r>
+        <w:rPr>
+          <w:rFonts w:hint="eastAsia"/>
+        </w:rPr>
+        <w:t xml:space="preserve">  + </w:t>
+      </w:r>
+      <w:proofErr w:type="spellStart"/>
+      <w:r>
+        <w:rPr>
+          <w:rFonts w:hint="eastAsia"/>
+        </w:rPr>
+        <w:t>LearnableGraphConv</w:t>
+      </w:r>
+      <w:proofErr w:type="spellEnd"/>
+      <w:r>
+        <w:rPr>
+          <w:rFonts w:hint="eastAsia"/>
+        </w:rPr>
+        <w:t xml:space="preserve"> + </w:t>
+      </w:r>
+      <w:proofErr w:type="spellStart"/>
       <w:r>
         <w:t>LearnableTemporalConv</w:t>
       </w:r>
+      <w:proofErr w:type="spellEnd"/>
     </w:p>
     <w:p>
       <w:pPr>
@@ -1949,7 +2601,7 @@
                     <pic:cNvPicPr/>
                   </pic:nvPicPr>
                   <pic:blipFill>
-                    <a:blip r:embed="rId25"/>
+                    <a:blip r:embed="rId26"/>
                     <a:stretch>
                       <a:fillRect/>
                     </a:stretch>
@@ -1994,11 +2646,35 @@
         <w:rPr>
           <w:rFonts w:hint="eastAsia"/>
         </w:rPr>
-        <w:t xml:space="preserve">Checkpoints: 源backbone、 源backbone上训的stf  + </w:t>
-      </w:r>
+        <w:t>Checkpoints: 源backbone、 源backbone</w:t>
+      </w:r>
+      <w:proofErr w:type="gramStart"/>
+      <w:r>
+        <w:rPr>
+          <w:rFonts w:hint="eastAsia"/>
+        </w:rPr>
+        <w:t>上训的</w:t>
+      </w:r>
+      <w:proofErr w:type="spellStart"/>
+      <w:proofErr w:type="gramEnd"/>
+      <w:r>
+        <w:rPr>
+          <w:rFonts w:hint="eastAsia"/>
+        </w:rPr>
+        <w:t>stf</w:t>
+      </w:r>
+      <w:proofErr w:type="spellEnd"/>
+      <w:r>
+        <w:rPr>
+          <w:rFonts w:hint="eastAsia"/>
+        </w:rPr>
+        <w:t xml:space="preserve">  + </w:t>
+      </w:r>
+      <w:proofErr w:type="spellStart"/>
       <w:r>
         <w:t>LearnableTemporalConv</w:t>
       </w:r>
+      <w:proofErr w:type="spellEnd"/>
     </w:p>
     <w:p>
       <w:pPr>
@@ -2026,7 +2702,7 @@
                     <pic:cNvPicPr/>
                   </pic:nvPicPr>
                   <pic:blipFill>
-                    <a:blip r:embed="rId26"/>
+                    <a:blip r:embed="rId27"/>
                     <a:stretch>
                       <a:fillRect/>
                     </a:stretch>
@@ -2084,20 +2760,46 @@
         <w:rPr>
           <w:rFonts w:hint="eastAsia"/>
         </w:rPr>
-        <w:t xml:space="preserve">Checkpoints: 源backbone、 源backbone上训的stf  + </w:t>
-      </w:r>
+        <w:t>Checkpoints: 源backbone、 源backbone</w:t>
+      </w:r>
+      <w:proofErr w:type="gramStart"/>
+      <w:r>
+        <w:rPr>
+          <w:rFonts w:hint="eastAsia"/>
+        </w:rPr>
+        <w:t>上训的</w:t>
+      </w:r>
+      <w:proofErr w:type="spellStart"/>
+      <w:proofErr w:type="gramEnd"/>
+      <w:r>
+        <w:rPr>
+          <w:rFonts w:hint="eastAsia"/>
+        </w:rPr>
+        <w:t>stf</w:t>
+      </w:r>
+      <w:proofErr w:type="spellEnd"/>
+      <w:r>
+        <w:rPr>
+          <w:rFonts w:hint="eastAsia"/>
+        </w:rPr>
+        <w:t xml:space="preserve">  + </w:t>
+      </w:r>
+      <w:proofErr w:type="spellStart"/>
       <w:r>
         <w:t>LearnableTemporalConv</w:t>
       </w:r>
+      <w:proofErr w:type="spellEnd"/>
       <w:r>
         <w:rPr>
           <w:rFonts w:hint="eastAsia"/>
         </w:rPr>
         <w:t xml:space="preserve"> + </w:t>
       </w:r>
+      <w:proofErr w:type="spellStart"/>
       <w:r>
         <w:t>MultiScaleTemporalAttention</w:t>
       </w:r>
+      <w:proofErr w:type="spellEnd"/>
     </w:p>
     <w:p>
       <w:pPr>
@@ -2125,7 +2827,7 @@
                     <pic:cNvPicPr/>
                   </pic:nvPicPr>
                   <pic:blipFill>
-                    <a:blip r:embed="rId27"/>
+                    <a:blip r:embed="rId28"/>
                     <a:stretch>
                       <a:fillRect/>
                     </a:stretch>
@@ -2260,6 +2962,11 @@
       </w:pPr>
     </w:p>
     <w:p>
+      <w:pPr>
+        <w:rPr>
+          <w:rFonts w:hint="eastAsia"/>
+        </w:rPr>
+      </w:pPr>
       <w:r>
         <w:rPr>
           <w:noProof/>
@@ -2280,7 +2987,7 @@
                     <pic:cNvPicPr/>
                   </pic:nvPicPr>
                   <pic:blipFill>
-                    <a:blip r:embed="rId28"/>
+                    <a:blip r:embed="rId29"/>
                     <a:stretch>
                       <a:fillRect/>
                     </a:stretch>
@@ -2301,30 +3008,24 @@
         </w:drawing>
       </w:r>
     </w:p>
-    <w:p/>
-    <w:p>
-      <w:pPr>
-        <w:rPr>
-          <w:rFonts w:hint="eastAsia"/>
-        </w:rPr>
-      </w:pPr>
-      <w:r>
-        <w:rPr>
-          <w:rFonts w:hint="eastAsia"/>
-        </w:rPr>
-        <w:t>2025.11.17(02</w:t>
-      </w:r>
-      <w:r>
-        <w:rPr>
-          <w:rFonts w:hint="eastAsia"/>
-        </w:rPr>
-        <w:t>2</w:t>
-      </w:r>
-      <w:r>
-        <w:rPr>
-          <w:rFonts w:hint="eastAsia"/>
-        </w:rPr>
-        <w:t xml:space="preserve">) </w:t>
+    <w:p>
+      <w:pPr>
+        <w:rPr>
+          <w:rFonts w:hint="eastAsia"/>
+        </w:rPr>
+      </w:pPr>
+    </w:p>
+    <w:p>
+      <w:pPr>
+        <w:rPr>
+          <w:rFonts w:hint="eastAsia"/>
+        </w:rPr>
+      </w:pPr>
+      <w:r>
+        <w:rPr>
+          <w:rFonts w:hint="eastAsia"/>
+        </w:rPr>
+        <w:t xml:space="preserve">2025.11.17(022) </w:t>
       </w:r>
     </w:p>
     <w:p>
@@ -2388,6 +3089,11 @@
       <w:proofErr w:type="spellEnd"/>
     </w:p>
     <w:p>
+      <w:pPr>
+        <w:rPr>
+          <w:rFonts w:hint="eastAsia"/>
+        </w:rPr>
+      </w:pPr>
       <w:r>
         <w:rPr>
           <w:noProof/>
@@ -2408,7 +3114,7 @@
                     <pic:cNvPicPr/>
                   </pic:nvPicPr>
                   <pic:blipFill>
-                    <a:blip r:embed="rId29"/>
+                    <a:blip r:embed="rId30"/>
                     <a:stretch>
                       <a:fillRect/>
                     </a:stretch>
@@ -2429,14 +3135,114 @@
         </w:drawing>
       </w:r>
     </w:p>
-    <w:p/>
-    <w:p>
-      <w:r>
-        <w:rPr>
-          <w:rFonts w:hint="eastAsia"/>
-        </w:rPr>
-        <w:t>并联：</w:t>
-      </w:r>
+    <w:p>
+      <w:pPr>
+        <w:rPr>
+          <w:rFonts w:hint="eastAsia"/>
+        </w:rPr>
+      </w:pPr>
+    </w:p>
+    <w:p>
+      <w:pPr>
+        <w:rPr>
+          <w:rFonts w:hint="eastAsia"/>
+        </w:rPr>
+      </w:pPr>
+    </w:p>
+    <w:p>
+      <w:pPr>
+        <w:rPr>
+          <w:rFonts w:hint="eastAsia"/>
+        </w:rPr>
+      </w:pPr>
+    </w:p>
+    <w:p>
+      <w:pPr>
+        <w:rPr>
+          <w:rFonts w:hint="eastAsia"/>
+        </w:rPr>
+      </w:pPr>
+    </w:p>
+    <w:p>
+      <w:pPr>
+        <w:rPr>
+          <w:rFonts w:hint="eastAsia"/>
+        </w:rPr>
+      </w:pPr>
+    </w:p>
+    <w:p>
+      <w:pPr>
+        <w:rPr>
+          <w:rFonts w:hint="eastAsia"/>
+        </w:rPr>
+      </w:pPr>
+      <w:r>
+        <w:rPr>
+          <w:rFonts w:hint="eastAsia"/>
+        </w:rPr>
+        <w:lastRenderedPageBreak/>
+        <w:t xml:space="preserve">2025.11.17(023) </w:t>
+      </w:r>
+    </w:p>
+    <w:p>
+      <w:pPr>
+        <w:rPr>
+          <w:rFonts w:hint="eastAsia"/>
+        </w:rPr>
+      </w:pPr>
+      <w:r>
+        <w:rPr>
+          <w:rFonts w:hint="eastAsia"/>
+        </w:rPr>
+        <w:t>Checkpoints: 源backbone、 源backbone</w:t>
+      </w:r>
+      <w:proofErr w:type="gramStart"/>
+      <w:r>
+        <w:rPr>
+          <w:rFonts w:hint="eastAsia"/>
+        </w:rPr>
+        <w:t>上训的</w:t>
+      </w:r>
+      <w:proofErr w:type="gramEnd"/>
+      <w:r>
+        <w:rPr>
+          <w:rFonts w:hint="eastAsia"/>
+        </w:rPr>
+        <w:t>深度监督</w:t>
+      </w:r>
+      <w:proofErr w:type="spellStart"/>
+      <w:r>
+        <w:rPr>
+          <w:rFonts w:hint="eastAsia"/>
+        </w:rPr>
+        <w:t>stf</w:t>
+      </w:r>
+      <w:proofErr w:type="spellEnd"/>
+      <w:r>
+        <w:rPr>
+          <w:rFonts w:hint="eastAsia"/>
+        </w:rPr>
+        <w:t xml:space="preserve">  + </w:t>
+      </w:r>
+      <w:proofErr w:type="spellStart"/>
+      <w:r>
+        <w:t>LearnableTemporalConv</w:t>
+      </w:r>
+      <w:proofErr w:type="spellEnd"/>
+      <w:r>
+        <w:rPr>
+          <w:rFonts w:hint="eastAsia"/>
+        </w:rPr>
+        <w:t xml:space="preserve"> + </w:t>
+      </w:r>
+      <w:proofErr w:type="spellStart"/>
+      <w:r>
+        <w:rPr>
+          <w:rFonts w:hint="eastAsia"/>
+        </w:rPr>
+        <w:t>SpacialTemporalAttention</w:t>
+      </w:r>
+      <w:proofErr w:type="spellEnd"/>
     </w:p>
     <w:p>
       <w:pPr>
@@ -2448,12 +3254,11 @@
         <w:rPr>
           <w:noProof/>
         </w:rPr>
-        <w:lastRenderedPageBreak/>
         <w:drawing>
-          <wp:inline distT="0" distB="0" distL="0" distR="0" wp14:anchorId="638C09A7" wp14:editId="623F2805">
-            <wp:extent cx="5274310" cy="2882265"/>
+          <wp:inline distT="0" distB="0" distL="0" distR="0" wp14:anchorId="52A7D1E9" wp14:editId="191ED7B0">
+            <wp:extent cx="5274310" cy="3148330"/>
             <wp:effectExtent l="0" t="0" r="2540" b="0"/>
-            <wp:docPr id="1401210026" name="图片 1"/>
+            <wp:docPr id="202568549" name="图片 1"/>
             <wp:cNvGraphicFramePr>
               <a:graphicFrameLocks xmlns:a="http://schemas.openxmlformats.org/drawingml/2006/main" noChangeAspect="1"/>
             </wp:cNvGraphicFramePr>
@@ -2461,11 +3266,11 @@
               <a:graphicData uri="http://schemas.openxmlformats.org/drawingml/2006/picture">
                 <pic:pic xmlns:pic="http://schemas.openxmlformats.org/drawingml/2006/picture">
                   <pic:nvPicPr>
-                    <pic:cNvPr id="1401210026" name=""/>
+                    <pic:cNvPr id="202568549" name=""/>
                     <pic:cNvPicPr/>
                   </pic:nvPicPr>
                   <pic:blipFill>
-                    <a:blip r:embed="rId30"/>
+                    <a:blip r:embed="rId31"/>
                     <a:stretch>
                       <a:fillRect/>
                     </a:stretch>
@@ -2473,7 +3278,2784 @@
                   <pic:spPr>
                     <a:xfrm>
                       <a:off x="0" y="0"/>
-                      <a:ext cx="5274310" cy="2882265"/>
+                      <a:ext cx="5274310" cy="3148330"/>
+                    </a:xfrm>
+                    <a:prstGeom prst="rect">
+                      <a:avLst/>
+                    </a:prstGeom>
+                  </pic:spPr>
+                </pic:pic>
+              </a:graphicData>
+            </a:graphic>
+          </wp:inline>
+        </w:drawing>
+      </w:r>
+    </w:p>
+    <w:p>
+      <w:pPr>
+        <w:rPr>
+          <w:rFonts w:hint="eastAsia"/>
+        </w:rPr>
+      </w:pPr>
+      <w:r>
+        <w:rPr>
+          <w:rFonts w:hint="eastAsia"/>
+        </w:rPr>
+        <w:t xml:space="preserve">2025.11.17(024) </w:t>
+      </w:r>
+    </w:p>
+    <w:p>
+      <w:pPr>
+        <w:rPr>
+          <w:rFonts w:hint="eastAsia"/>
+        </w:rPr>
+      </w:pPr>
+      <w:r>
+        <w:rPr>
+          <w:rFonts w:hint="eastAsia"/>
+        </w:rPr>
+        <w:t>Checkpoints: 源backbone、 源backbone</w:t>
+      </w:r>
+      <w:proofErr w:type="gramStart"/>
+      <w:r>
+        <w:rPr>
+          <w:rFonts w:hint="eastAsia"/>
+        </w:rPr>
+        <w:t>上训的</w:t>
+      </w:r>
+      <w:proofErr w:type="gramEnd"/>
+      <w:r>
+        <w:rPr>
+          <w:rFonts w:hint="eastAsia"/>
+        </w:rPr>
+        <w:t>深度监督</w:t>
+      </w:r>
+      <w:proofErr w:type="spellStart"/>
+      <w:r>
+        <w:rPr>
+          <w:rFonts w:hint="eastAsia"/>
+        </w:rPr>
+        <w:t>stf</w:t>
+      </w:r>
+      <w:proofErr w:type="spellEnd"/>
+      <w:r>
+        <w:rPr>
+          <w:rFonts w:hint="eastAsia"/>
+        </w:rPr>
+        <w:t xml:space="preserve">  + </w:t>
+      </w:r>
+      <w:proofErr w:type="spellStart"/>
+      <w:r>
+        <w:t>LearnableTemporalConv</w:t>
+      </w:r>
+      <w:proofErr w:type="spellEnd"/>
+      <w:r>
+        <w:rPr>
+          <w:rFonts w:hint="eastAsia"/>
+        </w:rPr>
+        <w:t>（</w:t>
+      </w:r>
+      <w:proofErr w:type="spellStart"/>
+      <w:r>
+        <w:rPr>
+          <w:rFonts w:hint="eastAsia"/>
+        </w:rPr>
+        <w:t>tempreture</w:t>
+      </w:r>
+      <w:proofErr w:type="spellEnd"/>
+      <w:r>
+        <w:rPr>
+          <w:rFonts w:hint="eastAsia"/>
+        </w:rPr>
+        <w:t>）</w:t>
+      </w:r>
+    </w:p>
+    <w:p>
+      <w:pPr>
+        <w:rPr>
+          <w:rFonts w:hint="eastAsia"/>
+        </w:rPr>
+      </w:pPr>
+      <w:r>
+        <w:rPr>
+          <w:noProof/>
+        </w:rPr>
+        <w:drawing>
+          <wp:inline distT="0" distB="0" distL="0" distR="0" wp14:anchorId="2F48E84A" wp14:editId="4627766C">
+            <wp:extent cx="5274310" cy="3336290"/>
+            <wp:effectExtent l="0" t="0" r="2540" b="0"/>
+            <wp:docPr id="893505017" name="图片 1" descr="文本&#10;&#10;AI 生成的内容可能不正确。"/>
+            <wp:cNvGraphicFramePr>
+              <a:graphicFrameLocks xmlns:a="http://schemas.openxmlformats.org/drawingml/2006/main" noChangeAspect="1"/>
+            </wp:cNvGraphicFramePr>
+            <a:graphic xmlns:a="http://schemas.openxmlformats.org/drawingml/2006/main">
+              <a:graphicData uri="http://schemas.openxmlformats.org/drawingml/2006/picture">
+                <pic:pic xmlns:pic="http://schemas.openxmlformats.org/drawingml/2006/picture">
+                  <pic:nvPicPr>
+                    <pic:cNvPr id="893505017" name="图片 1" descr="文本&#10;&#10;AI 生成的内容可能不正确。"/>
+                    <pic:cNvPicPr/>
+                  </pic:nvPicPr>
+                  <pic:blipFill>
+                    <a:blip r:embed="rId32"/>
+                    <a:stretch>
+                      <a:fillRect/>
+                    </a:stretch>
+                  </pic:blipFill>
+                  <pic:spPr>
+                    <a:xfrm>
+                      <a:off x="0" y="0"/>
+                      <a:ext cx="5274310" cy="3336290"/>
+                    </a:xfrm>
+                    <a:prstGeom prst="rect">
+                      <a:avLst/>
+                    </a:prstGeom>
+                  </pic:spPr>
+                </pic:pic>
+              </a:graphicData>
+            </a:graphic>
+          </wp:inline>
+        </w:drawing>
+      </w:r>
+    </w:p>
+    <w:p>
+      <w:pPr>
+        <w:rPr>
+          <w:rFonts w:hint="eastAsia"/>
+        </w:rPr>
+      </w:pPr>
+    </w:p>
+    <w:p>
+      <w:pPr>
+        <w:rPr>
+          <w:rFonts w:hint="eastAsia"/>
+        </w:rPr>
+      </w:pPr>
+    </w:p>
+    <w:p>
+      <w:pPr>
+        <w:rPr>
+          <w:rFonts w:hint="eastAsia"/>
+        </w:rPr>
+      </w:pPr>
+    </w:p>
+    <w:p>
+      <w:pPr>
+        <w:rPr>
+          <w:rFonts w:hint="eastAsia"/>
+        </w:rPr>
+      </w:pPr>
+    </w:p>
+    <w:p>
+      <w:pPr>
+        <w:rPr>
+          <w:rFonts w:hint="eastAsia"/>
+        </w:rPr>
+      </w:pPr>
+    </w:p>
+    <w:p>
+      <w:pPr>
+        <w:rPr>
+          <w:rFonts w:hint="eastAsia"/>
+        </w:rPr>
+      </w:pPr>
+      <w:r>
+        <w:rPr>
+          <w:rFonts w:hint="eastAsia"/>
+        </w:rPr>
+        <w:lastRenderedPageBreak/>
+        <w:t>2025.1</w:t>
+      </w:r>
+      <w:r>
+        <w:rPr>
+          <w:rFonts w:hint="eastAsia"/>
+        </w:rPr>
+        <w:t>2</w:t>
+      </w:r>
+      <w:r>
+        <w:rPr>
+          <w:rFonts w:hint="eastAsia"/>
+        </w:rPr>
+        <w:t>.</w:t>
+      </w:r>
+      <w:r>
+        <w:rPr>
+          <w:rFonts w:hint="eastAsia"/>
+        </w:rPr>
+        <w:t>04</w:t>
+      </w:r>
+      <w:r>
+        <w:rPr>
+          <w:rFonts w:hint="eastAsia"/>
+        </w:rPr>
+        <w:t xml:space="preserve">(025) </w:t>
+      </w:r>
+    </w:p>
+    <w:p>
+      <w:pPr>
+        <w:rPr>
+          <w:rFonts w:hint="eastAsia"/>
+        </w:rPr>
+      </w:pPr>
+      <w:r>
+        <w:rPr>
+          <w:rFonts w:hint="eastAsia"/>
+        </w:rPr>
+        <w:t>Checkpoints: 源backbone、 源backbone</w:t>
+      </w:r>
+      <w:proofErr w:type="gramStart"/>
+      <w:r>
+        <w:rPr>
+          <w:rFonts w:hint="eastAsia"/>
+        </w:rPr>
+        <w:t>上训的</w:t>
+      </w:r>
+      <w:proofErr w:type="gramEnd"/>
+      <w:r>
+        <w:rPr>
+          <w:rFonts w:hint="eastAsia"/>
+        </w:rPr>
+        <w:t>深度监督</w:t>
+      </w:r>
+      <w:proofErr w:type="spellStart"/>
+      <w:r>
+        <w:rPr>
+          <w:rFonts w:hint="eastAsia"/>
+        </w:rPr>
+        <w:t>stf</w:t>
+      </w:r>
+      <w:proofErr w:type="spellEnd"/>
+      <w:r>
+        <w:rPr>
+          <w:rFonts w:hint="eastAsia"/>
+        </w:rPr>
+        <w:t xml:space="preserve">  + </w:t>
+      </w:r>
+      <w:proofErr w:type="spellStart"/>
+      <w:r>
+        <w:t>LearnableTemporalConv</w:t>
+      </w:r>
+      <w:proofErr w:type="spellEnd"/>
+      <w:r>
+        <w:rPr>
+          <w:rFonts w:hint="eastAsia"/>
+        </w:rPr>
+        <w:t>（</w:t>
+      </w:r>
+      <w:proofErr w:type="spellStart"/>
+      <w:r>
+        <w:rPr>
+          <w:rFonts w:hint="eastAsia"/>
+        </w:rPr>
+        <w:t>tempreture</w:t>
+      </w:r>
+      <w:proofErr w:type="spellEnd"/>
+      <w:r>
+        <w:rPr>
+          <w:rFonts w:hint="eastAsia"/>
+        </w:rPr>
+        <w:t xml:space="preserve">）+ </w:t>
+      </w:r>
+      <w:proofErr w:type="spellStart"/>
+      <w:r>
+        <w:rPr>
+          <w:rFonts w:hint="eastAsia"/>
+        </w:rPr>
+        <w:t>SpacialTemporalAttention</w:t>
+      </w:r>
+      <w:proofErr w:type="spellEnd"/>
+      <w:r>
+        <w:rPr>
+          <w:rFonts w:hint="eastAsia"/>
+        </w:rPr>
+        <w:t xml:space="preserve"> </w:t>
+      </w:r>
+      <w:r>
+        <w:rPr>
+          <w:rFonts w:hint="eastAsia"/>
+          <w:color w:val="FF0000"/>
+        </w:rPr>
+        <w:t>SOTA</w:t>
+      </w:r>
+    </w:p>
+    <w:p>
+      <w:pPr>
+        <w:rPr>
+          <w:rFonts w:hint="eastAsia"/>
+        </w:rPr>
+      </w:pPr>
+      <w:r>
+        <w:rPr>
+          <w:noProof/>
+        </w:rPr>
+        <w:drawing>
+          <wp:inline distT="0" distB="0" distL="0" distR="0" wp14:anchorId="14D99B8D" wp14:editId="67F50E4A">
+            <wp:extent cx="5274310" cy="3314700"/>
+            <wp:effectExtent l="0" t="0" r="2540" b="0"/>
+            <wp:docPr id="1899867481" name="图片 1"/>
+            <wp:cNvGraphicFramePr>
+              <a:graphicFrameLocks xmlns:a="http://schemas.openxmlformats.org/drawingml/2006/main" noChangeAspect="1"/>
+            </wp:cNvGraphicFramePr>
+            <a:graphic xmlns:a="http://schemas.openxmlformats.org/drawingml/2006/main">
+              <a:graphicData uri="http://schemas.openxmlformats.org/drawingml/2006/picture">
+                <pic:pic xmlns:pic="http://schemas.openxmlformats.org/drawingml/2006/picture">
+                  <pic:nvPicPr>
+                    <pic:cNvPr id="1899867481" name=""/>
+                    <pic:cNvPicPr/>
+                  </pic:nvPicPr>
+                  <pic:blipFill>
+                    <a:blip r:embed="rId33"/>
+                    <a:stretch>
+                      <a:fillRect/>
+                    </a:stretch>
+                  </pic:blipFill>
+                  <pic:spPr>
+                    <a:xfrm>
+                      <a:off x="0" y="0"/>
+                      <a:ext cx="5274310" cy="3314700"/>
+                    </a:xfrm>
+                    <a:prstGeom prst="rect">
+                      <a:avLst/>
+                    </a:prstGeom>
+                  </pic:spPr>
+                </pic:pic>
+              </a:graphicData>
+            </a:graphic>
+          </wp:inline>
+        </w:drawing>
+      </w:r>
+    </w:p>
+    <w:p>
+      <w:pPr>
+        <w:rPr>
+          <w:rFonts w:hint="eastAsia"/>
+        </w:rPr>
+      </w:pPr>
+      <w:r>
+        <w:rPr>
+          <w:rFonts w:hint="eastAsia"/>
+        </w:rPr>
+        <w:t xml:space="preserve">2025.12.05(026) </w:t>
+      </w:r>
+    </w:p>
+    <w:p>
+      <w:pPr>
+        <w:rPr>
+          <w:rFonts w:hint="eastAsia"/>
+        </w:rPr>
+      </w:pPr>
+      <w:r>
+        <w:rPr>
+          <w:rFonts w:hint="eastAsia"/>
+        </w:rPr>
+        <w:t>Checkpoints: 源backbone、 源backbone</w:t>
+      </w:r>
+      <w:proofErr w:type="gramStart"/>
+      <w:r>
+        <w:rPr>
+          <w:rFonts w:hint="eastAsia"/>
+        </w:rPr>
+        <w:t>上训的</w:t>
+      </w:r>
+      <w:proofErr w:type="gramEnd"/>
+      <w:r>
+        <w:rPr>
+          <w:rFonts w:hint="eastAsia"/>
+        </w:rPr>
+        <w:t>深度监督</w:t>
+      </w:r>
+      <w:proofErr w:type="spellStart"/>
+      <w:r>
+        <w:rPr>
+          <w:rFonts w:hint="eastAsia"/>
+        </w:rPr>
+        <w:t>stf</w:t>
+      </w:r>
+      <w:proofErr w:type="spellEnd"/>
+      <w:r>
+        <w:rPr>
+          <w:rFonts w:hint="eastAsia"/>
+        </w:rPr>
+        <w:t xml:space="preserve"> + </w:t>
+      </w:r>
+      <w:proofErr w:type="spellStart"/>
+      <w:r>
+        <w:rPr>
+          <w:rFonts w:hint="eastAsia"/>
+        </w:rPr>
+        <w:t>SpacialTemporalAttention</w:t>
+      </w:r>
+      <w:proofErr w:type="spellEnd"/>
+      <w:r>
+        <w:rPr>
+          <w:rFonts w:hint="eastAsia"/>
+        </w:rPr>
+        <w:t xml:space="preserve"> </w:t>
+      </w:r>
+    </w:p>
+    <w:p>
+      <w:pPr>
+        <w:rPr>
+          <w:rFonts w:hint="eastAsia"/>
+        </w:rPr>
+      </w:pPr>
+      <w:r>
+        <w:rPr>
+          <w:noProof/>
+        </w:rPr>
+        <w:drawing>
+          <wp:inline distT="0" distB="0" distL="0" distR="0" wp14:anchorId="1F037D6D" wp14:editId="0BCAFB81">
+            <wp:extent cx="5274310" cy="3272790"/>
+            <wp:effectExtent l="0" t="0" r="2540" b="3810"/>
+            <wp:docPr id="758766909" name="图片 1" descr="文本&#10;&#10;AI 生成的内容可能不正确。"/>
+            <wp:cNvGraphicFramePr>
+              <a:graphicFrameLocks xmlns:a="http://schemas.openxmlformats.org/drawingml/2006/main" noChangeAspect="1"/>
+            </wp:cNvGraphicFramePr>
+            <a:graphic xmlns:a="http://schemas.openxmlformats.org/drawingml/2006/main">
+              <a:graphicData uri="http://schemas.openxmlformats.org/drawingml/2006/picture">
+                <pic:pic xmlns:pic="http://schemas.openxmlformats.org/drawingml/2006/picture">
+                  <pic:nvPicPr>
+                    <pic:cNvPr id="758766909" name="图片 1" descr="文本&#10;&#10;AI 生成的内容可能不正确。"/>
+                    <pic:cNvPicPr/>
+                  </pic:nvPicPr>
+                  <pic:blipFill>
+                    <a:blip r:embed="rId34"/>
+                    <a:stretch>
+                      <a:fillRect/>
+                    </a:stretch>
+                  </pic:blipFill>
+                  <pic:spPr>
+                    <a:xfrm>
+                      <a:off x="0" y="0"/>
+                      <a:ext cx="5274310" cy="3272790"/>
+                    </a:xfrm>
+                    <a:prstGeom prst="rect">
+                      <a:avLst/>
+                    </a:prstGeom>
+                  </pic:spPr>
+                </pic:pic>
+              </a:graphicData>
+            </a:graphic>
+          </wp:inline>
+        </w:drawing>
+      </w:r>
+    </w:p>
+    <w:p>
+      <w:pPr>
+        <w:rPr>
+          <w:rFonts w:hint="eastAsia"/>
+        </w:rPr>
+      </w:pPr>
+    </w:p>
+    <w:p>
+      <w:pPr>
+        <w:rPr>
+          <w:rFonts w:hint="eastAsia"/>
+        </w:rPr>
+      </w:pPr>
+    </w:p>
+    <w:p>
+      <w:pPr>
+        <w:rPr>
+          <w:rFonts w:hint="eastAsia"/>
+        </w:rPr>
+      </w:pPr>
+    </w:p>
+    <w:p>
+      <w:pPr>
+        <w:rPr>
+          <w:rFonts w:hint="eastAsia"/>
+        </w:rPr>
+      </w:pPr>
+    </w:p>
+    <w:p>
+      <w:pPr>
+        <w:rPr>
+          <w:rFonts w:hint="eastAsia"/>
+        </w:rPr>
+      </w:pPr>
+    </w:p>
+    <w:p>
+      <w:pPr>
+        <w:rPr>
+          <w:rFonts w:hint="eastAsia"/>
+        </w:rPr>
+      </w:pPr>
+      <w:r>
+        <w:rPr>
+          <w:rFonts w:hint="eastAsia"/>
+        </w:rPr>
+        <w:lastRenderedPageBreak/>
+        <w:t xml:space="preserve">2025.12.05(027) </w:t>
+      </w:r>
+    </w:p>
+    <w:p>
+      <w:pPr>
+        <w:rPr>
+          <w:rFonts w:hint="eastAsia"/>
+        </w:rPr>
+      </w:pPr>
+      <w:r>
+        <w:rPr>
+          <w:rFonts w:hint="eastAsia"/>
+        </w:rPr>
+        <w:t>Checkpoints: 源backbone、 源backbone</w:t>
+      </w:r>
+      <w:proofErr w:type="gramStart"/>
+      <w:r>
+        <w:rPr>
+          <w:rFonts w:hint="eastAsia"/>
+        </w:rPr>
+        <w:t>上训的</w:t>
+      </w:r>
+      <w:proofErr w:type="gramEnd"/>
+      <w:r>
+        <w:rPr>
+          <w:rFonts w:hint="eastAsia"/>
+        </w:rPr>
+        <w:t>深度监督</w:t>
+      </w:r>
+      <w:proofErr w:type="spellStart"/>
+      <w:r>
+        <w:rPr>
+          <w:rFonts w:hint="eastAsia"/>
+        </w:rPr>
+        <w:t>stf</w:t>
+      </w:r>
+      <w:proofErr w:type="spellEnd"/>
+      <w:r>
+        <w:rPr>
+          <w:rFonts w:hint="eastAsia"/>
+        </w:rPr>
+        <w:t xml:space="preserve"> +</w:t>
+      </w:r>
+      <w:r>
+        <w:t xml:space="preserve"> </w:t>
+      </w:r>
+      <w:proofErr w:type="spellStart"/>
+      <w:r>
+        <w:t>LearnableTemporalConv</w:t>
+      </w:r>
+      <w:proofErr w:type="spellEnd"/>
+      <w:r>
+        <w:rPr>
+          <w:rFonts w:hint="eastAsia"/>
+        </w:rPr>
+        <w:t>（</w:t>
+      </w:r>
+      <w:r>
+        <w:t>sparsity</w:t>
+      </w:r>
+      <w:r>
+        <w:rPr>
+          <w:rFonts w:hint="eastAsia"/>
+        </w:rPr>
+        <w:t xml:space="preserve">）+ </w:t>
+      </w:r>
+      <w:proofErr w:type="spellStart"/>
+      <w:r>
+        <w:rPr>
+          <w:rFonts w:hint="eastAsia"/>
+        </w:rPr>
+        <w:t>SpacialTemporalAttention</w:t>
+      </w:r>
+      <w:proofErr w:type="spellEnd"/>
+      <w:r>
+        <w:rPr>
+          <w:rFonts w:hint="eastAsia"/>
+        </w:rPr>
+        <w:t xml:space="preserve"> </w:t>
+      </w:r>
+    </w:p>
+    <w:p>
+      <w:pPr>
+        <w:rPr>
+          <w:rFonts w:hint="eastAsia"/>
+        </w:rPr>
+      </w:pPr>
+      <w:r>
+        <w:rPr>
+          <w:noProof/>
+        </w:rPr>
+        <w:drawing>
+          <wp:inline distT="0" distB="0" distL="0" distR="0" wp14:anchorId="17F4F0E1" wp14:editId="0874E565">
+            <wp:extent cx="5274310" cy="3095625"/>
+            <wp:effectExtent l="0" t="0" r="2540" b="9525"/>
+            <wp:docPr id="1366417051" name="图片 1"/>
+            <wp:cNvGraphicFramePr>
+              <a:graphicFrameLocks xmlns:a="http://schemas.openxmlformats.org/drawingml/2006/main" noChangeAspect="1"/>
+            </wp:cNvGraphicFramePr>
+            <a:graphic xmlns:a="http://schemas.openxmlformats.org/drawingml/2006/main">
+              <a:graphicData uri="http://schemas.openxmlformats.org/drawingml/2006/picture">
+                <pic:pic xmlns:pic="http://schemas.openxmlformats.org/drawingml/2006/picture">
+                  <pic:nvPicPr>
+                    <pic:cNvPr id="1366417051" name=""/>
+                    <pic:cNvPicPr/>
+                  </pic:nvPicPr>
+                  <pic:blipFill>
+                    <a:blip r:embed="rId35"/>
+                    <a:stretch>
+                      <a:fillRect/>
+                    </a:stretch>
+                  </pic:blipFill>
+                  <pic:spPr>
+                    <a:xfrm>
+                      <a:off x="0" y="0"/>
+                      <a:ext cx="5274310" cy="3095625"/>
+                    </a:xfrm>
+                    <a:prstGeom prst="rect">
+                      <a:avLst/>
+                    </a:prstGeom>
+                  </pic:spPr>
+                </pic:pic>
+              </a:graphicData>
+            </a:graphic>
+          </wp:inline>
+        </w:drawing>
+      </w:r>
+    </w:p>
+    <w:p>
+      <w:pPr>
+        <w:rPr>
+          <w:rFonts w:hint="eastAsia"/>
+        </w:rPr>
+      </w:pPr>
+      <w:r>
+        <w:rPr>
+          <w:rFonts w:hint="eastAsia"/>
+        </w:rPr>
+        <w:t xml:space="preserve">2025.12.05(028) </w:t>
+      </w:r>
+    </w:p>
+    <w:p>
+      <w:pPr>
+        <w:rPr>
+          <w:rFonts w:hint="eastAsia"/>
+        </w:rPr>
+      </w:pPr>
+      <w:r>
+        <w:rPr>
+          <w:rFonts w:hint="eastAsia"/>
+        </w:rPr>
+        <w:t>Checkpoints: 源backbone、 源backbone</w:t>
+      </w:r>
+      <w:proofErr w:type="gramStart"/>
+      <w:r>
+        <w:rPr>
+          <w:rFonts w:hint="eastAsia"/>
+        </w:rPr>
+        <w:t>上训的</w:t>
+      </w:r>
+      <w:proofErr w:type="gramEnd"/>
+      <w:r>
+        <w:rPr>
+          <w:rFonts w:hint="eastAsia"/>
+        </w:rPr>
+        <w:t>深度监督</w:t>
+      </w:r>
+      <w:proofErr w:type="spellStart"/>
+      <w:r>
+        <w:rPr>
+          <w:rFonts w:hint="eastAsia"/>
+        </w:rPr>
+        <w:t>stf</w:t>
+      </w:r>
+      <w:proofErr w:type="spellEnd"/>
+      <w:r>
+        <w:rPr>
+          <w:rFonts w:hint="eastAsia"/>
+        </w:rPr>
+        <w:t xml:space="preserve"> +</w:t>
+      </w:r>
+      <w:r>
+        <w:t xml:space="preserve"> </w:t>
+      </w:r>
+      <w:proofErr w:type="spellStart"/>
+      <w:r>
+        <w:t>LearnableTemporalConv</w:t>
+      </w:r>
+      <w:proofErr w:type="spellEnd"/>
+      <w:r>
+        <w:rPr>
+          <w:rFonts w:hint="eastAsia"/>
+        </w:rPr>
+        <w:t xml:space="preserve">（固定空间学习时间） </w:t>
+      </w:r>
+    </w:p>
+    <w:p>
+      <w:pPr>
+        <w:rPr>
+          <w:rFonts w:hint="eastAsia"/>
+        </w:rPr>
+      </w:pPr>
+      <w:r>
+        <w:rPr>
+          <w:noProof/>
+        </w:rPr>
+        <w:drawing>
+          <wp:inline distT="0" distB="0" distL="0" distR="0" wp14:anchorId="244C1217" wp14:editId="770F5EB6">
+            <wp:extent cx="3068177" cy="3426488"/>
+            <wp:effectExtent l="0" t="0" r="0" b="2540"/>
+            <wp:docPr id="114401812" name="图片 1" descr="文本&#10;&#10;AI 生成的内容可能不正确。"/>
+            <wp:cNvGraphicFramePr>
+              <a:graphicFrameLocks xmlns:a="http://schemas.openxmlformats.org/drawingml/2006/main" noChangeAspect="1"/>
+            </wp:cNvGraphicFramePr>
+            <a:graphic xmlns:a="http://schemas.openxmlformats.org/drawingml/2006/main">
+              <a:graphicData uri="http://schemas.openxmlformats.org/drawingml/2006/picture">
+                <pic:pic xmlns:pic="http://schemas.openxmlformats.org/drawingml/2006/picture">
+                  <pic:nvPicPr>
+                    <pic:cNvPr id="114401812" name="图片 1" descr="文本&#10;&#10;AI 生成的内容可能不正确。"/>
+                    <pic:cNvPicPr/>
+                  </pic:nvPicPr>
+                  <pic:blipFill>
+                    <a:blip r:embed="rId36"/>
+                    <a:stretch>
+                      <a:fillRect/>
+                    </a:stretch>
+                  </pic:blipFill>
+                  <pic:spPr>
+                    <a:xfrm>
+                      <a:off x="0" y="0"/>
+                      <a:ext cx="3077519" cy="3436922"/>
+                    </a:xfrm>
+                    <a:prstGeom prst="rect">
+                      <a:avLst/>
+                    </a:prstGeom>
+                  </pic:spPr>
+                </pic:pic>
+              </a:graphicData>
+            </a:graphic>
+          </wp:inline>
+        </w:drawing>
+      </w:r>
+    </w:p>
+    <w:p>
+      <w:pPr>
+        <w:rPr>
+          <w:rFonts w:hint="eastAsia"/>
+        </w:rPr>
+      </w:pPr>
+    </w:p>
+    <w:p>
+      <w:pPr>
+        <w:rPr>
+          <w:rFonts w:hint="eastAsia"/>
+        </w:rPr>
+      </w:pPr>
+    </w:p>
+    <w:p>
+      <w:pPr>
+        <w:rPr>
+          <w:rFonts w:hint="eastAsia"/>
+        </w:rPr>
+      </w:pPr>
+    </w:p>
+    <w:p>
+      <w:pPr>
+        <w:rPr>
+          <w:rFonts w:hint="eastAsia"/>
+        </w:rPr>
+      </w:pPr>
+    </w:p>
+    <w:p>
+      <w:pPr>
+        <w:rPr>
+          <w:rFonts w:hint="eastAsia"/>
+        </w:rPr>
+      </w:pPr>
+      <w:r>
+        <w:rPr>
+          <w:rFonts w:hint="eastAsia"/>
+        </w:rPr>
+        <w:lastRenderedPageBreak/>
+        <w:t xml:space="preserve">2025.12.05(029) </w:t>
+      </w:r>
+    </w:p>
+    <w:p>
+      <w:pPr>
+        <w:rPr>
+          <w:rFonts w:hint="eastAsia"/>
+        </w:rPr>
+      </w:pPr>
+      <w:r>
+        <w:rPr>
+          <w:rFonts w:hint="eastAsia"/>
+        </w:rPr>
+        <w:t>Checkpoints: 源backbone、 源backbone</w:t>
+      </w:r>
+      <w:proofErr w:type="gramStart"/>
+      <w:r>
+        <w:rPr>
+          <w:rFonts w:hint="eastAsia"/>
+        </w:rPr>
+        <w:t>上训的</w:t>
+      </w:r>
+      <w:proofErr w:type="gramEnd"/>
+      <w:r>
+        <w:rPr>
+          <w:rFonts w:hint="eastAsia"/>
+        </w:rPr>
+        <w:t>深度监督</w:t>
+      </w:r>
+      <w:proofErr w:type="spellStart"/>
+      <w:r>
+        <w:rPr>
+          <w:rFonts w:hint="eastAsia"/>
+        </w:rPr>
+        <w:t>stf</w:t>
+      </w:r>
+      <w:proofErr w:type="spellEnd"/>
+      <w:r>
+        <w:rPr>
+          <w:rFonts w:hint="eastAsia"/>
+        </w:rPr>
+        <w:t xml:space="preserve"> +</w:t>
+      </w:r>
+      <w:r>
+        <w:t xml:space="preserve"> </w:t>
+      </w:r>
+      <w:proofErr w:type="spellStart"/>
+      <w:r>
+        <w:t>LearnableTemporalConv</w:t>
+      </w:r>
+      <w:proofErr w:type="spellEnd"/>
+      <w:r>
+        <w:rPr>
+          <w:rFonts w:hint="eastAsia"/>
+        </w:rPr>
+        <w:t>（学习空间学习时间）</w:t>
+      </w:r>
+    </w:p>
+    <w:p>
+      <w:pPr>
+        <w:rPr>
+          <w:rFonts w:hint="eastAsia"/>
+        </w:rPr>
+      </w:pPr>
+      <w:r>
+        <w:rPr>
+          <w:noProof/>
+        </w:rPr>
+        <w:drawing>
+          <wp:inline distT="0" distB="0" distL="0" distR="0" wp14:anchorId="4620CB0D" wp14:editId="21DF7890">
+            <wp:extent cx="3169916" cy="3549650"/>
+            <wp:effectExtent l="0" t="0" r="0" b="0"/>
+            <wp:docPr id="4942893" name="图片 1"/>
+            <wp:cNvGraphicFramePr>
+              <a:graphicFrameLocks xmlns:a="http://schemas.openxmlformats.org/drawingml/2006/main" noChangeAspect="1"/>
+            </wp:cNvGraphicFramePr>
+            <a:graphic xmlns:a="http://schemas.openxmlformats.org/drawingml/2006/main">
+              <a:graphicData uri="http://schemas.openxmlformats.org/drawingml/2006/picture">
+                <pic:pic xmlns:pic="http://schemas.openxmlformats.org/drawingml/2006/picture">
+                  <pic:nvPicPr>
+                    <pic:cNvPr id="4942893" name=""/>
+                    <pic:cNvPicPr/>
+                  </pic:nvPicPr>
+                  <pic:blipFill>
+                    <a:blip r:embed="rId37"/>
+                    <a:stretch>
+                      <a:fillRect/>
+                    </a:stretch>
+                  </pic:blipFill>
+                  <pic:spPr>
+                    <a:xfrm>
+                      <a:off x="0" y="0"/>
+                      <a:ext cx="3172458" cy="3552496"/>
+                    </a:xfrm>
+                    <a:prstGeom prst="rect">
+                      <a:avLst/>
+                    </a:prstGeom>
+                  </pic:spPr>
+                </pic:pic>
+              </a:graphicData>
+            </a:graphic>
+          </wp:inline>
+        </w:drawing>
+      </w:r>
+    </w:p>
+    <w:p>
+      <w:pPr>
+        <w:rPr>
+          <w:rFonts w:hint="eastAsia"/>
+        </w:rPr>
+      </w:pPr>
+      <w:r>
+        <w:rPr>
+          <w:rFonts w:hint="eastAsia"/>
+        </w:rPr>
+        <w:t xml:space="preserve">2025.12.05(030) </w:t>
+      </w:r>
+    </w:p>
+    <w:p>
+      <w:pPr>
+        <w:rPr>
+          <w:rFonts w:hint="eastAsia"/>
+        </w:rPr>
+      </w:pPr>
+      <w:r>
+        <w:rPr>
+          <w:rFonts w:hint="eastAsia"/>
+        </w:rPr>
+        <w:t>Checkpoints: 源backbone、 源backbone</w:t>
+      </w:r>
+      <w:proofErr w:type="gramStart"/>
+      <w:r>
+        <w:rPr>
+          <w:rFonts w:hint="eastAsia"/>
+        </w:rPr>
+        <w:t>上训的</w:t>
+      </w:r>
+      <w:proofErr w:type="gramEnd"/>
+      <w:r>
+        <w:rPr>
+          <w:rFonts w:hint="eastAsia"/>
+        </w:rPr>
+        <w:t>深度监督</w:t>
+      </w:r>
+      <w:proofErr w:type="spellStart"/>
+      <w:r>
+        <w:rPr>
+          <w:rFonts w:hint="eastAsia"/>
+        </w:rPr>
+        <w:t>stf</w:t>
+      </w:r>
+      <w:proofErr w:type="spellEnd"/>
+      <w:r>
+        <w:rPr>
+          <w:rFonts w:hint="eastAsia"/>
+        </w:rPr>
+        <w:t xml:space="preserve"> +</w:t>
+      </w:r>
+      <w:r>
+        <w:t xml:space="preserve"> </w:t>
+      </w:r>
+      <w:proofErr w:type="spellStart"/>
+      <w:r>
+        <w:t>LearnableTemporalConv</w:t>
+      </w:r>
+      <w:proofErr w:type="spellEnd"/>
+      <w:r>
+        <w:rPr>
+          <w:rFonts w:hint="eastAsia"/>
+        </w:rPr>
+        <w:t>（固定邻接矩阵）</w:t>
+      </w:r>
+    </w:p>
+    <w:p>
+      <w:pPr>
+        <w:rPr>
+          <w:rFonts w:hint="eastAsia"/>
+        </w:rPr>
+      </w:pPr>
+      <w:r>
+        <w:rPr>
+          <w:noProof/>
+        </w:rPr>
+        <w:drawing>
+          <wp:inline distT="0" distB="0" distL="0" distR="0" wp14:anchorId="192411B1" wp14:editId="07081006">
+            <wp:extent cx="2859882" cy="3803650"/>
+            <wp:effectExtent l="0" t="0" r="0" b="6350"/>
+            <wp:docPr id="2059126839" name="图片 1" descr="文本&#10;&#10;AI 生成的内容可能不正确。"/>
+            <wp:cNvGraphicFramePr>
+              <a:graphicFrameLocks xmlns:a="http://schemas.openxmlformats.org/drawingml/2006/main" noChangeAspect="1"/>
+            </wp:cNvGraphicFramePr>
+            <a:graphic xmlns:a="http://schemas.openxmlformats.org/drawingml/2006/main">
+              <a:graphicData uri="http://schemas.openxmlformats.org/drawingml/2006/picture">
+                <pic:pic xmlns:pic="http://schemas.openxmlformats.org/drawingml/2006/picture">
+                  <pic:nvPicPr>
+                    <pic:cNvPr id="2059126839" name="图片 1" descr="文本&#10;&#10;AI 生成的内容可能不正确。"/>
+                    <pic:cNvPicPr/>
+                  </pic:nvPicPr>
+                  <pic:blipFill>
+                    <a:blip r:embed="rId38"/>
+                    <a:stretch>
+                      <a:fillRect/>
+                    </a:stretch>
+                  </pic:blipFill>
+                  <pic:spPr>
+                    <a:xfrm>
+                      <a:off x="0" y="0"/>
+                      <a:ext cx="2862556" cy="3807207"/>
+                    </a:xfrm>
+                    <a:prstGeom prst="rect">
+                      <a:avLst/>
+                    </a:prstGeom>
+                  </pic:spPr>
+                </pic:pic>
+              </a:graphicData>
+            </a:graphic>
+          </wp:inline>
+        </w:drawing>
+      </w:r>
+    </w:p>
+    <w:p>
+      <w:pPr>
+        <w:rPr>
+          <w:rFonts w:hint="eastAsia"/>
+        </w:rPr>
+      </w:pPr>
+      <w:r>
+        <w:rPr>
+          <w:rFonts w:hint="eastAsia"/>
+        </w:rPr>
+        <w:lastRenderedPageBreak/>
+        <w:t xml:space="preserve">2025.12.05(031) </w:t>
+      </w:r>
+    </w:p>
+    <w:p>
+      <w:pPr>
+        <w:rPr>
+          <w:rFonts w:hint="eastAsia"/>
+        </w:rPr>
+      </w:pPr>
+      <w:r>
+        <w:rPr>
+          <w:rFonts w:hint="eastAsia"/>
+        </w:rPr>
+        <w:t>Checkpoints: 源backbone、 源backbone</w:t>
+      </w:r>
+      <w:proofErr w:type="gramStart"/>
+      <w:r>
+        <w:rPr>
+          <w:rFonts w:hint="eastAsia"/>
+        </w:rPr>
+        <w:t>上训的</w:t>
+      </w:r>
+      <w:proofErr w:type="spellStart"/>
+      <w:proofErr w:type="gramEnd"/>
+      <w:r>
+        <w:rPr>
+          <w:rFonts w:hint="eastAsia"/>
+        </w:rPr>
+        <w:t>stf</w:t>
+      </w:r>
+      <w:proofErr w:type="spellEnd"/>
+      <w:r>
+        <w:rPr>
+          <w:rFonts w:hint="eastAsia"/>
+        </w:rPr>
+        <w:t xml:space="preserve"> +</w:t>
+      </w:r>
+      <w:r>
+        <w:t xml:space="preserve"> </w:t>
+      </w:r>
+      <w:proofErr w:type="spellStart"/>
+      <w:r>
+        <w:t>LearnableTemporalConv</w:t>
+      </w:r>
+      <w:proofErr w:type="spellEnd"/>
+      <w:r>
+        <w:rPr>
+          <w:rFonts w:hint="eastAsia"/>
+        </w:rPr>
+        <w:t>（固定+可学习邻接矩阵）</w:t>
+      </w:r>
+    </w:p>
+    <w:p>
+      <w:pPr>
+        <w:rPr>
+          <w:rFonts w:hint="eastAsia"/>
+        </w:rPr>
+      </w:pPr>
+      <w:r>
+        <w:rPr>
+          <w:noProof/>
+        </w:rPr>
+        <w:drawing>
+          <wp:inline distT="0" distB="0" distL="0" distR="0" wp14:anchorId="32000F9E" wp14:editId="441B25D6">
+            <wp:extent cx="2758710" cy="3689350"/>
+            <wp:effectExtent l="0" t="0" r="3810" b="6350"/>
+            <wp:docPr id="707811505" name="图片 1"/>
+            <wp:cNvGraphicFramePr>
+              <a:graphicFrameLocks xmlns:a="http://schemas.openxmlformats.org/drawingml/2006/main" noChangeAspect="1"/>
+            </wp:cNvGraphicFramePr>
+            <a:graphic xmlns:a="http://schemas.openxmlformats.org/drawingml/2006/main">
+              <a:graphicData uri="http://schemas.openxmlformats.org/drawingml/2006/picture">
+                <pic:pic xmlns:pic="http://schemas.openxmlformats.org/drawingml/2006/picture">
+                  <pic:nvPicPr>
+                    <pic:cNvPr id="707811505" name=""/>
+                    <pic:cNvPicPr/>
+                  </pic:nvPicPr>
+                  <pic:blipFill>
+                    <a:blip r:embed="rId39"/>
+                    <a:stretch>
+                      <a:fillRect/>
+                    </a:stretch>
+                  </pic:blipFill>
+                  <pic:spPr>
+                    <a:xfrm>
+                      <a:off x="0" y="0"/>
+                      <a:ext cx="2767777" cy="3701476"/>
+                    </a:xfrm>
+                    <a:prstGeom prst="rect">
+                      <a:avLst/>
+                    </a:prstGeom>
+                  </pic:spPr>
+                </pic:pic>
+              </a:graphicData>
+            </a:graphic>
+          </wp:inline>
+        </w:drawing>
+      </w:r>
+    </w:p>
+    <w:p>
+      <w:pPr>
+        <w:rPr>
+          <w:rFonts w:hint="eastAsia"/>
+        </w:rPr>
+      </w:pPr>
+      <w:r>
+        <w:rPr>
+          <w:rFonts w:hint="eastAsia"/>
+        </w:rPr>
+        <w:t xml:space="preserve">2025.12.05(032) </w:t>
+      </w:r>
+    </w:p>
+    <w:p>
+      <w:pPr>
+        <w:rPr>
+          <w:rFonts w:hint="eastAsia"/>
+        </w:rPr>
+      </w:pPr>
+      <w:r>
+        <w:rPr>
+          <w:rFonts w:hint="eastAsia"/>
+        </w:rPr>
+        <w:t>Checkpoints: 源backbone、 源backbone</w:t>
+      </w:r>
+      <w:proofErr w:type="gramStart"/>
+      <w:r>
+        <w:rPr>
+          <w:rFonts w:hint="eastAsia"/>
+        </w:rPr>
+        <w:t>上训的</w:t>
+      </w:r>
+      <w:proofErr w:type="spellStart"/>
+      <w:proofErr w:type="gramEnd"/>
+      <w:r>
+        <w:rPr>
+          <w:rFonts w:hint="eastAsia"/>
+        </w:rPr>
+        <w:t>stf</w:t>
+      </w:r>
+      <w:proofErr w:type="spellEnd"/>
+      <w:r>
+        <w:rPr>
+          <w:rFonts w:hint="eastAsia"/>
+        </w:rPr>
+        <w:t xml:space="preserve"> +</w:t>
+      </w:r>
+      <w:r>
+        <w:t xml:space="preserve"> </w:t>
+      </w:r>
+      <w:proofErr w:type="spellStart"/>
+      <w:r>
+        <w:t>LearnableTemporalConv</w:t>
+      </w:r>
+      <w:proofErr w:type="spellEnd"/>
+      <w:r>
+        <w:rPr>
+          <w:rFonts w:hint="eastAsia"/>
+        </w:rPr>
+        <w:t>（固定+可学习邻接矩阵）</w:t>
+      </w:r>
+    </w:p>
+    <w:p>
+      <w:pPr>
+        <w:rPr>
+          <w:rFonts w:hint="eastAsia"/>
+        </w:rPr>
+      </w:pPr>
+      <w:r>
+        <w:rPr>
+          <w:noProof/>
+        </w:rPr>
+        <w:drawing>
+          <wp:inline distT="0" distB="0" distL="0" distR="0" wp14:anchorId="1043C260" wp14:editId="612B82C7">
+            <wp:extent cx="2746740" cy="3676650"/>
+            <wp:effectExtent l="0" t="0" r="0" b="0"/>
+            <wp:docPr id="1144569553" name="图片 1"/>
+            <wp:cNvGraphicFramePr>
+              <a:graphicFrameLocks xmlns:a="http://schemas.openxmlformats.org/drawingml/2006/main" noChangeAspect="1"/>
+            </wp:cNvGraphicFramePr>
+            <a:graphic xmlns:a="http://schemas.openxmlformats.org/drawingml/2006/main">
+              <a:graphicData uri="http://schemas.openxmlformats.org/drawingml/2006/picture">
+                <pic:pic xmlns:pic="http://schemas.openxmlformats.org/drawingml/2006/picture">
+                  <pic:nvPicPr>
+                    <pic:cNvPr id="1144569553" name=""/>
+                    <pic:cNvPicPr/>
+                  </pic:nvPicPr>
+                  <pic:blipFill>
+                    <a:blip r:embed="rId40"/>
+                    <a:stretch>
+                      <a:fillRect/>
+                    </a:stretch>
+                  </pic:blipFill>
+                  <pic:spPr>
+                    <a:xfrm>
+                      <a:off x="0" y="0"/>
+                      <a:ext cx="2761420" cy="3696300"/>
+                    </a:xfrm>
+                    <a:prstGeom prst="rect">
+                      <a:avLst/>
+                    </a:prstGeom>
+                  </pic:spPr>
+                </pic:pic>
+              </a:graphicData>
+            </a:graphic>
+          </wp:inline>
+        </w:drawing>
+      </w:r>
+      <w:r>
+        <w:rPr>
+          <w:noProof/>
+        </w:rPr>
+        <w:t xml:space="preserve"> </w:t>
+      </w:r>
+      <w:r>
+        <w:rPr>
+          <w:noProof/>
+        </w:rPr>
+        <w:drawing>
+          <wp:inline distT="0" distB="0" distL="0" distR="0" wp14:anchorId="4FEEA69D" wp14:editId="23D2AE67">
+            <wp:extent cx="2006221" cy="3632886"/>
+            <wp:effectExtent l="0" t="0" r="0" b="5715"/>
+            <wp:docPr id="1871232557" name="图片 1" descr="文本&#10;&#10;AI 生成的内容可能不正确。"/>
+            <wp:cNvGraphicFramePr>
+              <a:graphicFrameLocks xmlns:a="http://schemas.openxmlformats.org/drawingml/2006/main" noChangeAspect="1"/>
+            </wp:cNvGraphicFramePr>
+            <a:graphic xmlns:a="http://schemas.openxmlformats.org/drawingml/2006/main">
+              <a:graphicData uri="http://schemas.openxmlformats.org/drawingml/2006/picture">
+                <pic:pic xmlns:pic="http://schemas.openxmlformats.org/drawingml/2006/picture">
+                  <pic:nvPicPr>
+                    <pic:cNvPr id="1871232557" name="图片 1" descr="文本&#10;&#10;AI 生成的内容可能不正确。"/>
+                    <pic:cNvPicPr/>
+                  </pic:nvPicPr>
+                  <pic:blipFill>
+                    <a:blip r:embed="rId41"/>
+                    <a:stretch>
+                      <a:fillRect/>
+                    </a:stretch>
+                  </pic:blipFill>
+                  <pic:spPr>
+                    <a:xfrm>
+                      <a:off x="0" y="0"/>
+                      <a:ext cx="2015177" cy="3649104"/>
+                    </a:xfrm>
+                    <a:prstGeom prst="rect">
+                      <a:avLst/>
+                    </a:prstGeom>
+                  </pic:spPr>
+                </pic:pic>
+              </a:graphicData>
+            </a:graphic>
+          </wp:inline>
+        </w:drawing>
+      </w:r>
+    </w:p>
+    <w:p>
+      <w:pPr>
+        <w:rPr>
+          <w:rFonts w:hint="eastAsia"/>
+        </w:rPr>
+      </w:pPr>
+      <w:r>
+        <w:rPr>
+          <w:rFonts w:hint="eastAsia"/>
+        </w:rPr>
+        <w:lastRenderedPageBreak/>
+        <w:t xml:space="preserve">2025.12.05(033) </w:t>
+      </w:r>
+    </w:p>
+    <w:p>
+      <w:pPr>
+        <w:rPr>
+          <w:rFonts w:hint="eastAsia"/>
+        </w:rPr>
+      </w:pPr>
+      <w:r>
+        <w:rPr>
+          <w:rFonts w:hint="eastAsia"/>
+        </w:rPr>
+        <w:t>Checkpoints: 源backbone、 源backbone</w:t>
+      </w:r>
+      <w:proofErr w:type="gramStart"/>
+      <w:r>
+        <w:rPr>
+          <w:rFonts w:hint="eastAsia"/>
+        </w:rPr>
+        <w:t>上训的</w:t>
+      </w:r>
+      <w:proofErr w:type="spellStart"/>
+      <w:proofErr w:type="gramEnd"/>
+      <w:r>
+        <w:rPr>
+          <w:rFonts w:hint="eastAsia"/>
+        </w:rPr>
+        <w:t>stf</w:t>
+      </w:r>
+      <w:proofErr w:type="spellEnd"/>
+      <w:r>
+        <w:rPr>
+          <w:rFonts w:hint="eastAsia"/>
+        </w:rPr>
+        <w:t xml:space="preserve"> +</w:t>
+      </w:r>
+      <w:r>
+        <w:t xml:space="preserve"> </w:t>
+      </w:r>
+      <w:proofErr w:type="spellStart"/>
+      <w:r>
+        <w:t>LearnableTemporalConv</w:t>
+      </w:r>
+      <w:proofErr w:type="spellEnd"/>
+      <w:r>
+        <w:rPr>
+          <w:rFonts w:hint="eastAsia"/>
+        </w:rPr>
+        <w:t>（固定+可学习邻接矩阵）</w:t>
+      </w:r>
+    </w:p>
+    <w:p>
+      <w:pPr>
+        <w:rPr>
+          <w:rFonts w:hint="eastAsia"/>
+        </w:rPr>
+      </w:pPr>
+      <w:r>
+        <w:rPr>
+          <w:noProof/>
+        </w:rPr>
+        <w:drawing>
+          <wp:inline distT="0" distB="0" distL="0" distR="0" wp14:anchorId="6D6736F7" wp14:editId="75AD44CF">
+            <wp:extent cx="2432050" cy="3311347"/>
+            <wp:effectExtent l="0" t="0" r="6350" b="3810"/>
+            <wp:docPr id="1265642256" name="图片 1" descr="文本&#10;&#10;AI 生成的内容可能不正确。"/>
+            <wp:cNvGraphicFramePr>
+              <a:graphicFrameLocks xmlns:a="http://schemas.openxmlformats.org/drawingml/2006/main" noChangeAspect="1"/>
+            </wp:cNvGraphicFramePr>
+            <a:graphic xmlns:a="http://schemas.openxmlformats.org/drawingml/2006/main">
+              <a:graphicData uri="http://schemas.openxmlformats.org/drawingml/2006/picture">
+                <pic:pic xmlns:pic="http://schemas.openxmlformats.org/drawingml/2006/picture">
+                  <pic:nvPicPr>
+                    <pic:cNvPr id="1265642256" name="图片 1" descr="文本&#10;&#10;AI 生成的内容可能不正确。"/>
+                    <pic:cNvPicPr/>
+                  </pic:nvPicPr>
+                  <pic:blipFill>
+                    <a:blip r:embed="rId42"/>
+                    <a:stretch>
+                      <a:fillRect/>
+                    </a:stretch>
+                  </pic:blipFill>
+                  <pic:spPr>
+                    <a:xfrm>
+                      <a:off x="0" y="0"/>
+                      <a:ext cx="2445082" cy="3329090"/>
+                    </a:xfrm>
+                    <a:prstGeom prst="rect">
+                      <a:avLst/>
+                    </a:prstGeom>
+                  </pic:spPr>
+                </pic:pic>
+              </a:graphicData>
+            </a:graphic>
+          </wp:inline>
+        </w:drawing>
+      </w:r>
+    </w:p>
+    <w:p>
+      <w:pPr>
+        <w:rPr>
+          <w:rFonts w:hint="eastAsia"/>
+        </w:rPr>
+      </w:pPr>
+      <w:r>
+        <w:rPr>
+          <w:rFonts w:hint="eastAsia"/>
+        </w:rPr>
+        <w:t xml:space="preserve">2025.12.05(034) </w:t>
+      </w:r>
+    </w:p>
+    <w:p>
+      <w:pPr>
+        <w:rPr>
+          <w:rFonts w:hint="eastAsia"/>
+        </w:rPr>
+      </w:pPr>
+      <w:r>
+        <w:rPr>
+          <w:rFonts w:hint="eastAsia"/>
+        </w:rPr>
+        <w:t>Checkpoints: 源backbone、 源backbone</w:t>
+      </w:r>
+      <w:proofErr w:type="gramStart"/>
+      <w:r>
+        <w:rPr>
+          <w:rFonts w:hint="eastAsia"/>
+        </w:rPr>
+        <w:t>上训的</w:t>
+      </w:r>
+      <w:proofErr w:type="spellStart"/>
+      <w:proofErr w:type="gramEnd"/>
+      <w:r>
+        <w:rPr>
+          <w:rFonts w:hint="eastAsia"/>
+        </w:rPr>
+        <w:t>stf</w:t>
+      </w:r>
+      <w:proofErr w:type="spellEnd"/>
+      <w:r>
+        <w:rPr>
+          <w:rFonts w:hint="eastAsia"/>
+        </w:rPr>
+        <w:t xml:space="preserve"> +</w:t>
+      </w:r>
+      <w:r>
+        <w:t xml:space="preserve"> </w:t>
+      </w:r>
+      <w:proofErr w:type="spellStart"/>
+      <w:r>
+        <w:t>LearnableTemporalConv</w:t>
+      </w:r>
+      <w:proofErr w:type="spellEnd"/>
+      <w:r>
+        <w:rPr>
+          <w:rFonts w:hint="eastAsia"/>
+        </w:rPr>
+        <w:t>（固定+可学习邻接矩阵 + 时间残差融合）</w:t>
+      </w:r>
+    </w:p>
+    <w:p>
+      <w:pPr>
+        <w:rPr>
+          <w:rFonts w:hint="eastAsia"/>
+        </w:rPr>
+      </w:pPr>
+      <w:r>
+        <w:rPr>
+          <w:noProof/>
+        </w:rPr>
+        <w:drawing>
+          <wp:inline distT="0" distB="0" distL="0" distR="0" wp14:anchorId="3447C212" wp14:editId="0DFB77DF">
+            <wp:extent cx="3339888" cy="3752850"/>
+            <wp:effectExtent l="0" t="0" r="0" b="0"/>
+            <wp:docPr id="1549753956" name="图片 1" descr="文本&#10;&#10;AI 生成的内容可能不正确。"/>
+            <wp:cNvGraphicFramePr>
+              <a:graphicFrameLocks xmlns:a="http://schemas.openxmlformats.org/drawingml/2006/main" noChangeAspect="1"/>
+            </wp:cNvGraphicFramePr>
+            <a:graphic xmlns:a="http://schemas.openxmlformats.org/drawingml/2006/main">
+              <a:graphicData uri="http://schemas.openxmlformats.org/drawingml/2006/picture">
+                <pic:pic xmlns:pic="http://schemas.openxmlformats.org/drawingml/2006/picture">
+                  <pic:nvPicPr>
+                    <pic:cNvPr id="1549753956" name="图片 1" descr="文本&#10;&#10;AI 生成的内容可能不正确。"/>
+                    <pic:cNvPicPr/>
+                  </pic:nvPicPr>
+                  <pic:blipFill>
+                    <a:blip r:embed="rId43"/>
+                    <a:stretch>
+                      <a:fillRect/>
+                    </a:stretch>
+                  </pic:blipFill>
+                  <pic:spPr>
+                    <a:xfrm>
+                      <a:off x="0" y="0"/>
+                      <a:ext cx="3341751" cy="3754944"/>
+                    </a:xfrm>
+                    <a:prstGeom prst="rect">
+                      <a:avLst/>
+                    </a:prstGeom>
+                  </pic:spPr>
+                </pic:pic>
+              </a:graphicData>
+            </a:graphic>
+          </wp:inline>
+        </w:drawing>
+      </w:r>
+    </w:p>
+    <w:p>
+      <w:pPr>
+        <w:rPr>
+          <w:rFonts w:hint="eastAsia"/>
+        </w:rPr>
+      </w:pPr>
+    </w:p>
+    <w:p>
+      <w:pPr>
+        <w:rPr>
+          <w:rFonts w:hint="eastAsia"/>
+        </w:rPr>
+      </w:pPr>
+    </w:p>
+    <w:p>
+      <w:pPr>
+        <w:rPr>
+          <w:rFonts w:hint="eastAsia"/>
+        </w:rPr>
+      </w:pPr>
+      <w:r>
+        <w:rPr>
+          <w:rFonts w:hint="eastAsia"/>
+        </w:rPr>
+        <w:lastRenderedPageBreak/>
+        <w:t xml:space="preserve">2025.12.05(035) </w:t>
+      </w:r>
+    </w:p>
+    <w:p>
+      <w:pPr>
+        <w:rPr>
+          <w:rFonts w:hint="eastAsia"/>
+        </w:rPr>
+      </w:pPr>
+      <w:r>
+        <w:rPr>
+          <w:rFonts w:hint="eastAsia"/>
+        </w:rPr>
+        <w:t>Checkpoints: 源backbone、 源backbone</w:t>
+      </w:r>
+      <w:proofErr w:type="gramStart"/>
+      <w:r>
+        <w:rPr>
+          <w:rFonts w:hint="eastAsia"/>
+        </w:rPr>
+        <w:t>上训的</w:t>
+      </w:r>
+      <w:proofErr w:type="spellStart"/>
+      <w:proofErr w:type="gramEnd"/>
+      <w:r>
+        <w:rPr>
+          <w:rFonts w:hint="eastAsia"/>
+        </w:rPr>
+        <w:t>stf</w:t>
+      </w:r>
+      <w:proofErr w:type="spellEnd"/>
+      <w:r>
+        <w:rPr>
+          <w:rFonts w:hint="eastAsia"/>
+        </w:rPr>
+        <w:t xml:space="preserve"> +</w:t>
+      </w:r>
+      <w:r>
+        <w:t xml:space="preserve"> </w:t>
+      </w:r>
+      <w:proofErr w:type="spellStart"/>
+      <w:r>
+        <w:t>LearnableTemporalConv</w:t>
+      </w:r>
+      <w:proofErr w:type="spellEnd"/>
+      <w:r>
+        <w:rPr>
+          <w:rFonts w:hint="eastAsia"/>
+        </w:rPr>
+        <w:t xml:space="preserve">（固定+可学习邻接矩阵 + </w:t>
+      </w:r>
+      <w:r>
+        <w:rPr>
+          <w:rFonts w:hint="eastAsia"/>
+        </w:rPr>
+        <w:t>多尺度</w:t>
+      </w:r>
+      <w:r>
+        <w:rPr>
+          <w:rFonts w:hint="eastAsia"/>
+        </w:rPr>
+        <w:t>时间残差融合）</w:t>
+      </w:r>
+    </w:p>
+    <w:p>
+      <w:pPr>
+        <w:rPr>
+          <w:rFonts w:hint="eastAsia"/>
+        </w:rPr>
+      </w:pPr>
+      <w:r>
+        <w:rPr>
+          <w:noProof/>
+        </w:rPr>
+        <w:drawing>
+          <wp:inline distT="0" distB="0" distL="0" distR="0" wp14:anchorId="25EB030E" wp14:editId="3184A235">
+            <wp:extent cx="3403600" cy="3784690"/>
+            <wp:effectExtent l="0" t="0" r="6350" b="6350"/>
+            <wp:docPr id="1195703475" name="图片 1" descr="文本&#10;&#10;AI 生成的内容可能不正确。"/>
+            <wp:cNvGraphicFramePr>
+              <a:graphicFrameLocks xmlns:a="http://schemas.openxmlformats.org/drawingml/2006/main" noChangeAspect="1"/>
+            </wp:cNvGraphicFramePr>
+            <a:graphic xmlns:a="http://schemas.openxmlformats.org/drawingml/2006/main">
+              <a:graphicData uri="http://schemas.openxmlformats.org/drawingml/2006/picture">
+                <pic:pic xmlns:pic="http://schemas.openxmlformats.org/drawingml/2006/picture">
+                  <pic:nvPicPr>
+                    <pic:cNvPr id="1195703475" name="图片 1" descr="文本&#10;&#10;AI 生成的内容可能不正确。"/>
+                    <pic:cNvPicPr/>
+                  </pic:nvPicPr>
+                  <pic:blipFill>
+                    <a:blip r:embed="rId44"/>
+                    <a:stretch>
+                      <a:fillRect/>
+                    </a:stretch>
+                  </pic:blipFill>
+                  <pic:spPr>
+                    <a:xfrm>
+                      <a:off x="0" y="0"/>
+                      <a:ext cx="3407710" cy="3789260"/>
+                    </a:xfrm>
+                    <a:prstGeom prst="rect">
+                      <a:avLst/>
+                    </a:prstGeom>
+                  </pic:spPr>
+                </pic:pic>
+              </a:graphicData>
+            </a:graphic>
+          </wp:inline>
+        </w:drawing>
+      </w:r>
+    </w:p>
+    <w:p>
+      <w:pPr>
+        <w:rPr>
+          <w:rFonts w:hint="eastAsia"/>
+        </w:rPr>
+      </w:pPr>
+      <w:r>
+        <w:rPr>
+          <w:rFonts w:hint="eastAsia"/>
+        </w:rPr>
+        <w:t xml:space="preserve">2025.12.05(036) </w:t>
+      </w:r>
+    </w:p>
+    <w:p>
+      <w:pPr>
+        <w:rPr>
+          <w:rFonts w:hint="eastAsia"/>
+        </w:rPr>
+      </w:pPr>
+      <w:r>
+        <w:rPr>
+          <w:rFonts w:hint="eastAsia"/>
+        </w:rPr>
+        <w:t>Checkpoints: 源backbone、 源backbone</w:t>
+      </w:r>
+      <w:proofErr w:type="gramStart"/>
+      <w:r>
+        <w:rPr>
+          <w:rFonts w:hint="eastAsia"/>
+        </w:rPr>
+        <w:t>上训的</w:t>
+      </w:r>
+      <w:proofErr w:type="spellStart"/>
+      <w:proofErr w:type="gramEnd"/>
+      <w:r>
+        <w:rPr>
+          <w:rFonts w:hint="eastAsia"/>
+        </w:rPr>
+        <w:t>stf</w:t>
+      </w:r>
+      <w:proofErr w:type="spellEnd"/>
+      <w:r>
+        <w:rPr>
+          <w:rFonts w:hint="eastAsia"/>
+        </w:rPr>
+        <w:t xml:space="preserve"> +</w:t>
+      </w:r>
+      <w:r>
+        <w:t xml:space="preserve"> </w:t>
+      </w:r>
+      <w:proofErr w:type="spellStart"/>
+      <w:r>
+        <w:t>LearnableTemporalConv</w:t>
+      </w:r>
+      <w:proofErr w:type="spellEnd"/>
+      <w:r>
+        <w:rPr>
+          <w:rFonts w:hint="eastAsia"/>
+        </w:rPr>
+        <w:t>（固定+可学习邻接矩阵 + 速度平滑时间残差融合）</w:t>
+      </w:r>
+    </w:p>
+    <w:p>
+      <w:pPr>
+        <w:rPr>
+          <w:rFonts w:hint="eastAsia"/>
+        </w:rPr>
+      </w:pPr>
+    </w:p>
+    <w:p>
+      <w:pPr>
+        <w:rPr>
+          <w:rFonts w:hint="eastAsia"/>
+        </w:rPr>
+      </w:pPr>
+      <w:r>
+        <w:rPr>
+          <w:rFonts w:hint="eastAsia"/>
+        </w:rPr>
+        <w:t>Weight:0</w:t>
+      </w:r>
+    </w:p>
+    <w:p>
+      <w:pPr>
+        <w:ind w:firstLine="420"/>
+        <w:rPr>
+          <w:rFonts w:hint="eastAsia"/>
+        </w:rPr>
+      </w:pPr>
+      <w:r>
+        <w:rPr>
+          <w:rFonts w:hint="eastAsia"/>
+        </w:rPr>
+        <w:t xml:space="preserve">-2 </w:t>
+      </w:r>
+      <w:r>
+        <w:rPr>
+          <w:rFonts w:hint="eastAsia"/>
+        </w:rPr>
+        <w:t>48.34</w:t>
+      </w:r>
+    </w:p>
+    <w:p>
+      <w:pPr>
+        <w:ind w:firstLine="420"/>
+        <w:rPr>
+          <w:rFonts w:hint="eastAsia"/>
+        </w:rPr>
+      </w:pPr>
+      <w:r>
+        <w:rPr>
+          <w:rFonts w:hint="eastAsia"/>
+        </w:rPr>
+        <w:t>0</w:t>
+      </w:r>
+      <w:r>
+        <w:rPr>
+          <w:rFonts w:hint="eastAsia"/>
+        </w:rPr>
+        <w:t xml:space="preserve"> 48.03</w:t>
+      </w:r>
+    </w:p>
+    <w:p>
+      <w:pPr>
+        <w:ind w:firstLine="420"/>
+        <w:rPr>
+          <w:rFonts w:hint="eastAsia"/>
+        </w:rPr>
+      </w:pPr>
+      <w:r>
+        <w:rPr>
+          <w:rFonts w:hint="eastAsia"/>
+        </w:rPr>
+        <w:t>1 48.31</w:t>
+      </w:r>
+    </w:p>
+    <w:p>
+      <w:pPr>
+        <w:ind w:firstLine="420"/>
+        <w:rPr>
+          <w:rFonts w:hint="eastAsia"/>
+        </w:rPr>
+      </w:pPr>
+      <w:r>
+        <w:rPr>
+          <w:rFonts w:hint="eastAsia"/>
+        </w:rPr>
+        <w:t>2</w:t>
+      </w:r>
+      <w:r>
+        <w:rPr>
+          <w:rFonts w:hint="eastAsia"/>
+        </w:rPr>
+        <w:t xml:space="preserve"> 48</w:t>
+      </w:r>
+      <w:r>
+        <w:rPr>
+          <w:rFonts w:hint="eastAsia"/>
+        </w:rPr>
+        <w:t>.00</w:t>
+      </w:r>
+    </w:p>
+    <w:p>
+      <w:pPr>
+        <w:rPr>
+          <w:rFonts w:hint="eastAsia"/>
+        </w:rPr>
+      </w:pPr>
+      <w:r>
+        <w:rPr>
+          <w:rFonts w:hint="eastAsia"/>
+        </w:rPr>
+        <w:t>Weight:0.5</w:t>
+      </w:r>
+    </w:p>
+    <w:p>
+      <w:pPr>
+        <w:ind w:firstLine="420"/>
+        <w:rPr>
+          <w:rFonts w:hint="eastAsia"/>
+        </w:rPr>
+      </w:pPr>
+      <w:r>
+        <w:rPr>
+          <w:rFonts w:hint="eastAsia"/>
+        </w:rPr>
+        <w:t xml:space="preserve">2 </w:t>
+      </w:r>
+      <w:r>
+        <w:rPr>
+          <w:rFonts w:hint="eastAsia"/>
+        </w:rPr>
+        <w:t>48.62</w:t>
+      </w:r>
+    </w:p>
+    <w:p>
+      <w:pPr>
+        <w:rPr>
+          <w:rFonts w:hint="eastAsia"/>
+        </w:rPr>
+      </w:pPr>
+      <w:r>
+        <w:rPr>
+          <w:rFonts w:hint="eastAsia"/>
+        </w:rPr>
+        <w:t>Weight:1</w:t>
+      </w:r>
+    </w:p>
+    <w:p>
+      <w:pPr>
+        <w:rPr>
+          <w:rFonts w:hint="eastAsia"/>
+        </w:rPr>
+      </w:pPr>
+      <w:r>
+        <w:rPr>
+          <w:rFonts w:hint="eastAsia"/>
+        </w:rPr>
+        <w:t>2 48.53</w:t>
+      </w:r>
+    </w:p>
+    <w:p>
+      <w:pPr>
+        <w:rPr>
+          <w:rFonts w:hint="eastAsia"/>
+        </w:rPr>
+      </w:pPr>
+    </w:p>
+    <w:p>
+      <w:pPr>
+        <w:rPr>
+          <w:rFonts w:hint="eastAsia"/>
+        </w:rPr>
+      </w:pPr>
+    </w:p>
+    <w:p>
+      <w:pPr>
+        <w:rPr>
+          <w:rFonts w:hint="eastAsia"/>
+        </w:rPr>
+      </w:pPr>
+    </w:p>
+    <w:p>
+      <w:pPr>
+        <w:rPr>
+          <w:rFonts w:hint="eastAsia"/>
+        </w:rPr>
+      </w:pPr>
+    </w:p>
+    <w:p>
+      <w:pPr>
+        <w:rPr>
+          <w:rFonts w:hint="eastAsia"/>
+        </w:rPr>
+      </w:pPr>
+    </w:p>
+    <w:p>
+      <w:pPr>
+        <w:rPr>
+          <w:rFonts w:hint="eastAsia"/>
+        </w:rPr>
+      </w:pPr>
+    </w:p>
+    <w:p>
+      <w:pPr>
+        <w:rPr>
+          <w:rFonts w:hint="eastAsia"/>
+        </w:rPr>
+      </w:pPr>
+    </w:p>
+    <w:p>
+      <w:pPr>
+        <w:rPr>
+          <w:rFonts w:hint="eastAsia"/>
+        </w:rPr>
+      </w:pPr>
+      <w:r>
+        <w:br/>
+      </w:r>
+      <w:r>
+        <w:rPr>
+          <w:rFonts w:hint="eastAsia"/>
+        </w:rPr>
+        <w:lastRenderedPageBreak/>
+        <w:t xml:space="preserve">2025.12.30(037) </w:t>
+      </w:r>
+    </w:p>
+    <w:p>
+      <w:pPr>
+        <w:rPr>
+          <w:rFonts w:hint="eastAsia"/>
+        </w:rPr>
+      </w:pPr>
+      <w:r>
+        <w:rPr>
+          <w:rFonts w:hint="eastAsia"/>
+        </w:rPr>
+        <w:t>Checkpoints: 源backbone、 源backbone</w:t>
+      </w:r>
+      <w:proofErr w:type="gramStart"/>
+      <w:r>
+        <w:rPr>
+          <w:rFonts w:hint="eastAsia"/>
+        </w:rPr>
+        <w:t>上训的</w:t>
+      </w:r>
+      <w:proofErr w:type="spellStart"/>
+      <w:proofErr w:type="gramEnd"/>
+      <w:r>
+        <w:rPr>
+          <w:rFonts w:hint="eastAsia"/>
+        </w:rPr>
+        <w:t>stf</w:t>
+      </w:r>
+      <w:proofErr w:type="spellEnd"/>
+      <w:r>
+        <w:rPr>
+          <w:rFonts w:hint="eastAsia"/>
+        </w:rPr>
+        <w:t xml:space="preserve"> +</w:t>
+      </w:r>
+      <w:r>
+        <w:t xml:space="preserve"> </w:t>
+      </w:r>
+      <w:proofErr w:type="spellStart"/>
+      <w:r>
+        <w:t>LearnableTemporalConv</w:t>
+      </w:r>
+      <w:proofErr w:type="spellEnd"/>
+      <w:r>
+        <w:rPr>
+          <w:rFonts w:hint="eastAsia"/>
+        </w:rPr>
+        <w:t xml:space="preserve">（固定+可学习邻接矩阵 + </w:t>
+      </w:r>
+      <w:proofErr w:type="spellStart"/>
+      <w:r>
+        <w:rPr>
+          <w:rFonts w:hint="eastAsia"/>
+        </w:rPr>
+        <w:t>MoE</w:t>
+      </w:r>
+      <w:proofErr w:type="spellEnd"/>
+      <w:r>
+        <w:rPr>
+          <w:rFonts w:hint="eastAsia"/>
+        </w:rPr>
+        <w:t>）</w:t>
+      </w:r>
+    </w:p>
+    <w:p>
+      <w:pPr>
+        <w:rPr>
+          <w:rFonts w:hint="eastAsia"/>
+        </w:rPr>
+      </w:pPr>
+      <w:r>
+        <w:rPr>
+          <w:noProof/>
+        </w:rPr>
+        <w:drawing>
+          <wp:inline distT="0" distB="0" distL="0" distR="0" wp14:anchorId="3BE097A5" wp14:editId="3FF80BD8">
+            <wp:extent cx="2523967" cy="3639787"/>
+            <wp:effectExtent l="0" t="0" r="0" b="0"/>
+            <wp:docPr id="841310453" name="图片 1"/>
+            <wp:cNvGraphicFramePr>
+              <a:graphicFrameLocks xmlns:a="http://schemas.openxmlformats.org/drawingml/2006/main" noChangeAspect="1"/>
+            </wp:cNvGraphicFramePr>
+            <a:graphic xmlns:a="http://schemas.openxmlformats.org/drawingml/2006/main">
+              <a:graphicData uri="http://schemas.openxmlformats.org/drawingml/2006/picture">
+                <pic:pic xmlns:pic="http://schemas.openxmlformats.org/drawingml/2006/picture">
+                  <pic:nvPicPr>
+                    <pic:cNvPr id="841310453" name=""/>
+                    <pic:cNvPicPr/>
+                  </pic:nvPicPr>
+                  <pic:blipFill>
+                    <a:blip r:embed="rId45"/>
+                    <a:stretch>
+                      <a:fillRect/>
+                    </a:stretch>
+                  </pic:blipFill>
+                  <pic:spPr>
+                    <a:xfrm>
+                      <a:off x="0" y="0"/>
+                      <a:ext cx="2528397" cy="3646175"/>
+                    </a:xfrm>
+                    <a:prstGeom prst="rect">
+                      <a:avLst/>
+                    </a:prstGeom>
+                  </pic:spPr>
+                </pic:pic>
+              </a:graphicData>
+            </a:graphic>
+          </wp:inline>
+        </w:drawing>
+      </w:r>
+    </w:p>
+    <w:p>
+      <w:pPr>
+        <w:rPr>
+          <w:rFonts w:hint="eastAsia"/>
+        </w:rPr>
+      </w:pPr>
+      <w:r>
+        <w:rPr>
+          <w:rFonts w:hint="eastAsia"/>
+        </w:rPr>
+        <w:t xml:space="preserve">2025.12.30(038) </w:t>
+      </w:r>
+    </w:p>
+    <w:p>
+      <w:pPr>
+        <w:rPr>
+          <w:rFonts w:hint="eastAsia"/>
+        </w:rPr>
+      </w:pPr>
+      <w:r>
+        <w:rPr>
+          <w:rFonts w:hint="eastAsia"/>
+        </w:rPr>
+        <w:t>Checkpoints: 源backbone、 源backbone</w:t>
+      </w:r>
+      <w:proofErr w:type="gramStart"/>
+      <w:r>
+        <w:rPr>
+          <w:rFonts w:hint="eastAsia"/>
+        </w:rPr>
+        <w:t>上训的</w:t>
+      </w:r>
+      <w:proofErr w:type="spellStart"/>
+      <w:proofErr w:type="gramEnd"/>
+      <w:r>
+        <w:rPr>
+          <w:rFonts w:hint="eastAsia"/>
+        </w:rPr>
+        <w:t>stf</w:t>
+      </w:r>
+      <w:proofErr w:type="spellEnd"/>
+      <w:r>
+        <w:rPr>
+          <w:rFonts w:hint="eastAsia"/>
+        </w:rPr>
+        <w:t xml:space="preserve"> +</w:t>
+      </w:r>
+      <w:r>
+        <w:t xml:space="preserve"> </w:t>
+      </w:r>
+      <w:proofErr w:type="spellStart"/>
+      <w:r>
+        <w:t>LearnableTemporalConv</w:t>
+      </w:r>
+      <w:proofErr w:type="spellEnd"/>
+      <w:r>
+        <w:rPr>
+          <w:rFonts w:hint="eastAsia"/>
+        </w:rPr>
+        <w:t>（固定+可学习邻接矩阵 + joint-wise）</w:t>
+      </w:r>
+    </w:p>
+    <w:p>
+      <w:pPr>
+        <w:rPr>
+          <w:rFonts w:hint="eastAsia"/>
+        </w:rPr>
+      </w:pPr>
+      <w:r>
+        <w:rPr>
+          <w:noProof/>
+        </w:rPr>
+        <w:drawing>
+          <wp:inline distT="0" distB="0" distL="0" distR="0" wp14:anchorId="16693724" wp14:editId="17018DA2">
+            <wp:extent cx="3365143" cy="3758540"/>
+            <wp:effectExtent l="0" t="0" r="6985" b="0"/>
+            <wp:docPr id="1866437808" name="图片 1" descr="文本&#10;&#10;AI 生成的内容可能不正确。"/>
+            <wp:cNvGraphicFramePr>
+              <a:graphicFrameLocks xmlns:a="http://schemas.openxmlformats.org/drawingml/2006/main" noChangeAspect="1"/>
+            </wp:cNvGraphicFramePr>
+            <a:graphic xmlns:a="http://schemas.openxmlformats.org/drawingml/2006/main">
+              <a:graphicData uri="http://schemas.openxmlformats.org/drawingml/2006/picture">
+                <pic:pic xmlns:pic="http://schemas.openxmlformats.org/drawingml/2006/picture">
+                  <pic:nvPicPr>
+                    <pic:cNvPr id="1866437808" name="图片 1" descr="文本&#10;&#10;AI 生成的内容可能不正确。"/>
+                    <pic:cNvPicPr/>
+                  </pic:nvPicPr>
+                  <pic:blipFill>
+                    <a:blip r:embed="rId46"/>
+                    <a:stretch>
+                      <a:fillRect/>
+                    </a:stretch>
+                  </pic:blipFill>
+                  <pic:spPr>
+                    <a:xfrm>
+                      <a:off x="0" y="0"/>
+                      <a:ext cx="3380834" cy="3776066"/>
+                    </a:xfrm>
+                    <a:prstGeom prst="rect">
+                      <a:avLst/>
+                    </a:prstGeom>
+                  </pic:spPr>
+                </pic:pic>
+              </a:graphicData>
+            </a:graphic>
+          </wp:inline>
+        </w:drawing>
+      </w:r>
+    </w:p>
+    <w:p>
+      <w:pPr>
+        <w:rPr>
+          <w:rFonts w:hint="eastAsia"/>
+        </w:rPr>
+      </w:pPr>
+      <w:r>
+        <w:rPr>
+          <w:rFonts w:hint="eastAsia"/>
+        </w:rPr>
+        <w:lastRenderedPageBreak/>
+        <w:t xml:space="preserve">2025.12.30(039) </w:t>
+      </w:r>
+    </w:p>
+    <w:p>
+      <w:pPr>
+        <w:rPr>
+          <w:rFonts w:hint="eastAsia"/>
+        </w:rPr>
+      </w:pPr>
+      <w:r>
+        <w:rPr>
+          <w:rFonts w:hint="eastAsia"/>
+        </w:rPr>
+        <w:t>Checkpoints: 源backbone、 源backbone</w:t>
+      </w:r>
+      <w:proofErr w:type="gramStart"/>
+      <w:r>
+        <w:rPr>
+          <w:rFonts w:hint="eastAsia"/>
+        </w:rPr>
+        <w:t>上训的</w:t>
+      </w:r>
+      <w:proofErr w:type="spellStart"/>
+      <w:proofErr w:type="gramEnd"/>
+      <w:r>
+        <w:rPr>
+          <w:rFonts w:hint="eastAsia"/>
+        </w:rPr>
+        <w:t>stf</w:t>
+      </w:r>
+      <w:proofErr w:type="spellEnd"/>
+      <w:r>
+        <w:rPr>
+          <w:rFonts w:hint="eastAsia"/>
+        </w:rPr>
+        <w:t xml:space="preserve"> +</w:t>
+      </w:r>
+      <w:r>
+        <w:t xml:space="preserve"> </w:t>
+      </w:r>
+      <w:proofErr w:type="spellStart"/>
+      <w:r>
+        <w:t>LearnableTemporalConv</w:t>
+      </w:r>
+      <w:proofErr w:type="spellEnd"/>
+      <w:r>
+        <w:rPr>
+          <w:rFonts w:hint="eastAsia"/>
+        </w:rPr>
+        <w:t>（固定+可学习邻接矩阵 + adaptive-joint-wise）</w:t>
+      </w:r>
+    </w:p>
+    <w:p>
+      <w:pPr>
+        <w:rPr>
+          <w:rFonts w:hint="eastAsia"/>
+        </w:rPr>
+      </w:pPr>
+      <w:r>
+        <w:rPr>
+          <w:noProof/>
+        </w:rPr>
+        <w:drawing>
+          <wp:inline distT="0" distB="0" distL="0" distR="0" wp14:anchorId="07FCDC38" wp14:editId="3B7637AB">
+            <wp:extent cx="2651632" cy="3572329"/>
+            <wp:effectExtent l="0" t="0" r="0" b="0"/>
+            <wp:docPr id="537605454" name="图片 1" descr="文本&#10;&#10;AI 生成的内容可能不正确。"/>
+            <wp:cNvGraphicFramePr>
+              <a:graphicFrameLocks xmlns:a="http://schemas.openxmlformats.org/drawingml/2006/main" noChangeAspect="1"/>
+            </wp:cNvGraphicFramePr>
+            <a:graphic xmlns:a="http://schemas.openxmlformats.org/drawingml/2006/main">
+              <a:graphicData uri="http://schemas.openxmlformats.org/drawingml/2006/picture">
+                <pic:pic xmlns:pic="http://schemas.openxmlformats.org/drawingml/2006/picture">
+                  <pic:nvPicPr>
+                    <pic:cNvPr id="537605454" name="图片 1" descr="文本&#10;&#10;AI 生成的内容可能不正确。"/>
+                    <pic:cNvPicPr/>
+                  </pic:nvPicPr>
+                  <pic:blipFill>
+                    <a:blip r:embed="rId47"/>
+                    <a:stretch>
+                      <a:fillRect/>
+                    </a:stretch>
+                  </pic:blipFill>
+                  <pic:spPr>
+                    <a:xfrm>
+                      <a:off x="0" y="0"/>
+                      <a:ext cx="2663755" cy="3588662"/>
+                    </a:xfrm>
+                    <a:prstGeom prst="rect">
+                      <a:avLst/>
+                    </a:prstGeom>
+                  </pic:spPr>
+                </pic:pic>
+              </a:graphicData>
+            </a:graphic>
+          </wp:inline>
+        </w:drawing>
+      </w:r>
+      <w:r>
+        <w:rPr>
+          <w:noProof/>
+        </w:rPr>
+        <w:t xml:space="preserve"> </w:t>
+      </w:r>
+      <w:r>
+        <w:rPr>
+          <w:noProof/>
+        </w:rPr>
+        <w:drawing>
+          <wp:inline distT="0" distB="0" distL="0" distR="0" wp14:anchorId="4F5FD237" wp14:editId="7CFD2B56">
+            <wp:extent cx="2059388" cy="3586418"/>
+            <wp:effectExtent l="0" t="0" r="0" b="0"/>
+            <wp:docPr id="1485467126" name="图片 1" descr="图片包含 文本&#10;&#10;AI 生成的内容可能不正确。"/>
+            <wp:cNvGraphicFramePr>
+              <a:graphicFrameLocks xmlns:a="http://schemas.openxmlformats.org/drawingml/2006/main" noChangeAspect="1"/>
+            </wp:cNvGraphicFramePr>
+            <a:graphic xmlns:a="http://schemas.openxmlformats.org/drawingml/2006/main">
+              <a:graphicData uri="http://schemas.openxmlformats.org/drawingml/2006/picture">
+                <pic:pic xmlns:pic="http://schemas.openxmlformats.org/drawingml/2006/picture">
+                  <pic:nvPicPr>
+                    <pic:cNvPr id="1485467126" name="图片 1" descr="图片包含 文本&#10;&#10;AI 生成的内容可能不正确。"/>
+                    <pic:cNvPicPr/>
+                  </pic:nvPicPr>
+                  <pic:blipFill>
+                    <a:blip r:embed="rId48"/>
+                    <a:stretch>
+                      <a:fillRect/>
+                    </a:stretch>
+                  </pic:blipFill>
+                  <pic:spPr>
+                    <a:xfrm>
+                      <a:off x="0" y="0"/>
+                      <a:ext cx="2064095" cy="3594615"/>
+                    </a:xfrm>
+                    <a:prstGeom prst="rect">
+                      <a:avLst/>
+                    </a:prstGeom>
+                  </pic:spPr>
+                </pic:pic>
+              </a:graphicData>
+            </a:graphic>
+          </wp:inline>
+        </w:drawing>
+      </w:r>
+    </w:p>
+    <w:p>
+      <w:pPr>
+        <w:rPr>
+          <w:rFonts w:hint="eastAsia"/>
+        </w:rPr>
+      </w:pPr>
+      <w:r>
+        <w:rPr>
+          <w:rFonts w:hint="eastAsia"/>
+        </w:rPr>
+        <w:t>2025.12.30(040) 消融</w:t>
+      </w:r>
+    </w:p>
+    <w:p>
+      <w:pPr>
+        <w:rPr>
+          <w:rFonts w:hint="eastAsia"/>
+        </w:rPr>
+      </w:pPr>
+      <w:r>
+        <w:rPr>
+          <w:rFonts w:hint="eastAsia"/>
+        </w:rPr>
+        <w:t>Checkpoints: 源backbone、 源backbone</w:t>
+      </w:r>
+      <w:proofErr w:type="gramStart"/>
+      <w:r>
+        <w:rPr>
+          <w:rFonts w:hint="eastAsia"/>
+        </w:rPr>
+        <w:t>上训的</w:t>
+      </w:r>
+      <w:proofErr w:type="spellStart"/>
+      <w:proofErr w:type="gramEnd"/>
+      <w:r>
+        <w:rPr>
+          <w:rFonts w:hint="eastAsia"/>
+        </w:rPr>
+        <w:t>stf</w:t>
+      </w:r>
+      <w:proofErr w:type="spellEnd"/>
+      <w:r>
+        <w:rPr>
+          <w:rFonts w:hint="eastAsia"/>
+        </w:rPr>
+        <w:t xml:space="preserve"> +</w:t>
+      </w:r>
+      <w:r>
+        <w:t xml:space="preserve"> </w:t>
+      </w:r>
+      <w:r>
+        <w:rPr>
+          <w:rFonts w:hint="eastAsia"/>
+        </w:rPr>
+        <w:t>JATS）</w:t>
+      </w:r>
+    </w:p>
+    <w:p>
+      <w:pPr>
+        <w:rPr>
+          <w:rFonts w:hint="eastAsia"/>
+        </w:rPr>
+      </w:pPr>
+      <w:r>
+        <w:rPr>
+          <w:noProof/>
+        </w:rPr>
+        <w:drawing>
+          <wp:inline distT="0" distB="0" distL="0" distR="0" wp14:anchorId="00FB5D35" wp14:editId="23D4B94B">
+            <wp:extent cx="2763855" cy="3134542"/>
+            <wp:effectExtent l="0" t="0" r="0" b="8890"/>
+            <wp:docPr id="733539750" name="图片 1" descr="文本&#10;&#10;AI 生成的内容可能不正确。"/>
+            <wp:cNvGraphicFramePr>
+              <a:graphicFrameLocks xmlns:a="http://schemas.openxmlformats.org/drawingml/2006/main" noChangeAspect="1"/>
+            </wp:cNvGraphicFramePr>
+            <a:graphic xmlns:a="http://schemas.openxmlformats.org/drawingml/2006/main">
+              <a:graphicData uri="http://schemas.openxmlformats.org/drawingml/2006/picture">
+                <pic:pic xmlns:pic="http://schemas.openxmlformats.org/drawingml/2006/picture">
+                  <pic:nvPicPr>
+                    <pic:cNvPr id="733539750" name="图片 1" descr="文本&#10;&#10;AI 生成的内容可能不正确。"/>
+                    <pic:cNvPicPr/>
+                  </pic:nvPicPr>
+                  <pic:blipFill>
+                    <a:blip r:embed="rId49"/>
+                    <a:stretch>
+                      <a:fillRect/>
+                    </a:stretch>
+                  </pic:blipFill>
+                  <pic:spPr>
+                    <a:xfrm>
+                      <a:off x="0" y="0"/>
+                      <a:ext cx="2775991" cy="3148306"/>
+                    </a:xfrm>
+                    <a:prstGeom prst="rect">
+                      <a:avLst/>
+                    </a:prstGeom>
+                  </pic:spPr>
+                </pic:pic>
+              </a:graphicData>
+            </a:graphic>
+          </wp:inline>
+        </w:drawing>
+      </w:r>
+    </w:p>
+    <w:p>
+      <w:pPr>
+        <w:rPr>
+          <w:rFonts w:hint="eastAsia"/>
+        </w:rPr>
+      </w:pPr>
+    </w:p>
+    <w:p>
+      <w:pPr>
+        <w:rPr>
+          <w:rFonts w:hint="eastAsia"/>
+        </w:rPr>
+      </w:pPr>
+    </w:p>
+    <w:p>
+      <w:pPr>
+        <w:rPr>
+          <w:rFonts w:hint="eastAsia"/>
+        </w:rPr>
+      </w:pPr>
+    </w:p>
+    <w:p/>
+    <w:p>
+      <w:r>
+        <w:rPr>
+          <w:rFonts w:hint="eastAsia"/>
+        </w:rPr>
+        <w:lastRenderedPageBreak/>
+        <w:t>Hyper</w:t>
+      </w:r>
+    </w:p>
+    <w:p>
+      <w:r>
+        <w:rPr>
+          <w:rFonts w:hint="eastAsia"/>
+        </w:rPr>
+        <w:t>Hyper_01</w:t>
+      </w:r>
+    </w:p>
+    <w:p>
+      <w:pPr>
+        <w:rPr>
+          <w:rFonts w:hint="eastAsia"/>
+        </w:rPr>
+      </w:pPr>
+      <w:r>
+        <w:rPr>
+          <w:rFonts w:hint="eastAsia"/>
+        </w:rPr>
+        <w:t>Kernel=1</w:t>
+      </w:r>
+    </w:p>
+    <w:p>
+      <w:r>
+        <w:rPr>
+          <w:noProof/>
+        </w:rPr>
+        <w:drawing>
+          <wp:inline distT="0" distB="0" distL="0" distR="0" wp14:anchorId="18832B7F" wp14:editId="36C9E8AF">
+            <wp:extent cx="2500523" cy="3388319"/>
+            <wp:effectExtent l="0" t="0" r="0" b="3175"/>
+            <wp:docPr id="114994173" name="图片 1" descr="文本&#10;&#10;AI 生成的内容可能不正确。"/>
+            <wp:cNvGraphicFramePr>
+              <a:graphicFrameLocks xmlns:a="http://schemas.openxmlformats.org/drawingml/2006/main" noChangeAspect="1"/>
+            </wp:cNvGraphicFramePr>
+            <a:graphic xmlns:a="http://schemas.openxmlformats.org/drawingml/2006/main">
+              <a:graphicData uri="http://schemas.openxmlformats.org/drawingml/2006/picture">
+                <pic:pic xmlns:pic="http://schemas.openxmlformats.org/drawingml/2006/picture">
+                  <pic:nvPicPr>
+                    <pic:cNvPr id="114994173" name="图片 1" descr="文本&#10;&#10;AI 生成的内容可能不正确。"/>
+                    <pic:cNvPicPr/>
+                  </pic:nvPicPr>
+                  <pic:blipFill>
+                    <a:blip r:embed="rId50"/>
+                    <a:stretch>
+                      <a:fillRect/>
+                    </a:stretch>
+                  </pic:blipFill>
+                  <pic:spPr>
+                    <a:xfrm>
+                      <a:off x="0" y="0"/>
+                      <a:ext cx="2507276" cy="3397470"/>
+                    </a:xfrm>
+                    <a:prstGeom prst="rect">
+                      <a:avLst/>
+                    </a:prstGeom>
+                  </pic:spPr>
+                </pic:pic>
+              </a:graphicData>
+            </a:graphic>
+          </wp:inline>
+        </w:drawing>
+      </w:r>
+    </w:p>
+    <w:p>
+      <w:r>
+        <w:rPr>
+          <w:rFonts w:hint="eastAsia"/>
+        </w:rPr>
+        <w:t>Hyper_0</w:t>
+      </w:r>
+      <w:r>
+        <w:rPr>
+          <w:rFonts w:hint="eastAsia"/>
+        </w:rPr>
+        <w:t>2</w:t>
+      </w:r>
+    </w:p>
+    <w:p>
+      <w:pPr>
+        <w:rPr>
+          <w:rFonts w:hint="eastAsia"/>
+        </w:rPr>
+      </w:pPr>
+      <w:r>
+        <w:rPr>
+          <w:rFonts w:hint="eastAsia"/>
+        </w:rPr>
+        <w:t>Kernel=</w:t>
+      </w:r>
+      <w:r>
+        <w:rPr>
+          <w:rFonts w:hint="eastAsia"/>
+        </w:rPr>
+        <w:t>5</w:t>
+      </w:r>
+    </w:p>
+    <w:p>
+      <w:r>
+        <w:rPr>
+          <w:noProof/>
+        </w:rPr>
+        <w:drawing>
+          <wp:inline distT="0" distB="0" distL="0" distR="0" wp14:anchorId="7D25BD04" wp14:editId="5518D540">
+            <wp:extent cx="3051557" cy="4150426"/>
+            <wp:effectExtent l="0" t="0" r="0" b="2540"/>
+            <wp:docPr id="702020333" name="图片 1" descr="文本&#10;&#10;AI 生成的内容可能不正确。"/>
+            <wp:cNvGraphicFramePr>
+              <a:graphicFrameLocks xmlns:a="http://schemas.openxmlformats.org/drawingml/2006/main" noChangeAspect="1"/>
+            </wp:cNvGraphicFramePr>
+            <a:graphic xmlns:a="http://schemas.openxmlformats.org/drawingml/2006/main">
+              <a:graphicData uri="http://schemas.openxmlformats.org/drawingml/2006/picture">
+                <pic:pic xmlns:pic="http://schemas.openxmlformats.org/drawingml/2006/picture">
+                  <pic:nvPicPr>
+                    <pic:cNvPr id="702020333" name="图片 1" descr="文本&#10;&#10;AI 生成的内容可能不正确。"/>
+                    <pic:cNvPicPr/>
+                  </pic:nvPicPr>
+                  <pic:blipFill>
+                    <a:blip r:embed="rId51"/>
+                    <a:stretch>
+                      <a:fillRect/>
+                    </a:stretch>
+                  </pic:blipFill>
+                  <pic:spPr>
+                    <a:xfrm>
+                      <a:off x="0" y="0"/>
+                      <a:ext cx="3057754" cy="4158854"/>
+                    </a:xfrm>
+                    <a:prstGeom prst="rect">
+                      <a:avLst/>
+                    </a:prstGeom>
+                  </pic:spPr>
+                </pic:pic>
+              </a:graphicData>
+            </a:graphic>
+          </wp:inline>
+        </w:drawing>
+      </w:r>
+    </w:p>
+    <w:p>
+      <w:r>
+        <w:rPr>
+          <w:rFonts w:hint="eastAsia"/>
+        </w:rPr>
+        <w:lastRenderedPageBreak/>
+        <w:t>Hyper_0</w:t>
+      </w:r>
+      <w:r>
+        <w:rPr>
+          <w:rFonts w:hint="eastAsia"/>
+        </w:rPr>
+        <w:t>3</w:t>
+      </w:r>
+    </w:p>
+    <w:p>
+      <w:pPr>
+        <w:rPr>
+          <w:rFonts w:hint="eastAsia"/>
+        </w:rPr>
+      </w:pPr>
+      <w:r>
+        <w:rPr>
+          <w:rFonts w:hint="eastAsia"/>
+        </w:rPr>
+        <w:t>No residual</w:t>
+      </w:r>
+    </w:p>
+    <w:p>
+      <w:r>
+        <w:rPr>
+          <w:noProof/>
+        </w:rPr>
+        <w:drawing>
+          <wp:inline distT="0" distB="0" distL="0" distR="0" wp14:anchorId="21631DA2" wp14:editId="0BB84F39">
+            <wp:extent cx="3408218" cy="3820603"/>
+            <wp:effectExtent l="0" t="0" r="1905" b="8890"/>
+            <wp:docPr id="2126742671" name="图片 1" descr="文本&#10;&#10;AI 生成的内容可能不正确。"/>
+            <wp:cNvGraphicFramePr>
+              <a:graphicFrameLocks xmlns:a="http://schemas.openxmlformats.org/drawingml/2006/main" noChangeAspect="1"/>
+            </wp:cNvGraphicFramePr>
+            <a:graphic xmlns:a="http://schemas.openxmlformats.org/drawingml/2006/main">
+              <a:graphicData uri="http://schemas.openxmlformats.org/drawingml/2006/picture">
+                <pic:pic xmlns:pic="http://schemas.openxmlformats.org/drawingml/2006/picture">
+                  <pic:nvPicPr>
+                    <pic:cNvPr id="2126742671" name="图片 1" descr="文本&#10;&#10;AI 生成的内容可能不正确。"/>
+                    <pic:cNvPicPr/>
+                  </pic:nvPicPr>
+                  <pic:blipFill>
+                    <a:blip r:embed="rId52"/>
+                    <a:stretch>
+                      <a:fillRect/>
+                    </a:stretch>
+                  </pic:blipFill>
+                  <pic:spPr>
+                    <a:xfrm>
+                      <a:off x="0" y="0"/>
+                      <a:ext cx="3420982" cy="3834912"/>
+                    </a:xfrm>
+                    <a:prstGeom prst="rect">
+                      <a:avLst/>
+                    </a:prstGeom>
+                  </pic:spPr>
+                </pic:pic>
+              </a:graphicData>
+            </a:graphic>
+          </wp:inline>
+        </w:drawing>
+      </w:r>
+    </w:p>
+    <w:p>
+      <w:r>
+        <w:rPr>
+          <w:rFonts w:hint="eastAsia"/>
+        </w:rPr>
+        <w:t>Hyper_0</w:t>
+      </w:r>
+      <w:r>
+        <w:rPr>
+          <w:rFonts w:hint="eastAsia"/>
+        </w:rPr>
+        <w:t>4</w:t>
+      </w:r>
+    </w:p>
+    <w:p>
+      <w:pPr>
+        <w:rPr>
+          <w:rFonts w:hint="eastAsia"/>
+        </w:rPr>
+      </w:pPr>
+      <w:r>
+        <w:rPr>
+          <w:rFonts w:hint="eastAsia"/>
+        </w:rPr>
+        <w:t>Kernel=</w:t>
+      </w:r>
+      <w:r>
+        <w:rPr>
+          <w:rFonts w:hint="eastAsia"/>
+        </w:rPr>
+        <w:t>2</w:t>
+      </w:r>
+    </w:p>
+    <w:p>
+      <w:r>
+        <w:rPr>
+          <w:noProof/>
+        </w:rPr>
+        <w:drawing>
+          <wp:inline distT="0" distB="0" distL="0" distR="0" wp14:anchorId="75E47D5A" wp14:editId="5434631E">
+            <wp:extent cx="3479470" cy="3866543"/>
+            <wp:effectExtent l="0" t="0" r="6985" b="635"/>
+            <wp:docPr id="1321949763" name="图片 1" descr="文本&#10;&#10;AI 生成的内容可能不正确。"/>
+            <wp:cNvGraphicFramePr>
+              <a:graphicFrameLocks xmlns:a="http://schemas.openxmlformats.org/drawingml/2006/main" noChangeAspect="1"/>
+            </wp:cNvGraphicFramePr>
+            <a:graphic xmlns:a="http://schemas.openxmlformats.org/drawingml/2006/main">
+              <a:graphicData uri="http://schemas.openxmlformats.org/drawingml/2006/picture">
+                <pic:pic xmlns:pic="http://schemas.openxmlformats.org/drawingml/2006/picture">
+                  <pic:nvPicPr>
+                    <pic:cNvPr id="1321949763" name="图片 1" descr="文本&#10;&#10;AI 生成的内容可能不正确。"/>
+                    <pic:cNvPicPr/>
+                  </pic:nvPicPr>
+                  <pic:blipFill>
+                    <a:blip r:embed="rId53"/>
+                    <a:stretch>
+                      <a:fillRect/>
+                    </a:stretch>
+                  </pic:blipFill>
+                  <pic:spPr>
+                    <a:xfrm>
+                      <a:off x="0" y="0"/>
+                      <a:ext cx="3491936" cy="3880396"/>
+                    </a:xfrm>
+                    <a:prstGeom prst="rect">
+                      <a:avLst/>
+                    </a:prstGeom>
+                  </pic:spPr>
+                </pic:pic>
+              </a:graphicData>
+            </a:graphic>
+          </wp:inline>
+        </w:drawing>
+      </w:r>
+    </w:p>
+    <w:p>
+      <w:r>
+        <w:rPr>
+          <w:rFonts w:hint="eastAsia"/>
+        </w:rPr>
+        <w:lastRenderedPageBreak/>
+        <w:t>Hyper_0</w:t>
+      </w:r>
+      <w:r>
+        <w:rPr>
+          <w:rFonts w:hint="eastAsia"/>
+        </w:rPr>
+        <w:t>5</w:t>
+      </w:r>
+    </w:p>
+    <w:p>
+      <w:pPr>
+        <w:rPr>
+          <w:rFonts w:hint="eastAsia"/>
+        </w:rPr>
+      </w:pPr>
+      <w:r>
+        <w:rPr>
+          <w:rFonts w:hint="eastAsia"/>
+        </w:rPr>
+        <w:t>Kernel=</w:t>
+      </w:r>
+      <w:r>
+        <w:rPr>
+          <w:rFonts w:hint="eastAsia"/>
+        </w:rPr>
+        <w:t>4</w:t>
+      </w:r>
+    </w:p>
+    <w:p>
+      <w:pPr>
+        <w:rPr>
+          <w:rFonts w:hint="eastAsia"/>
+        </w:rPr>
+      </w:pPr>
+      <w:r>
+        <w:rPr>
+          <w:noProof/>
+        </w:rPr>
+        <w:drawing>
+          <wp:inline distT="0" distB="0" distL="0" distR="0" wp14:anchorId="025ACA07" wp14:editId="025A12D5">
+            <wp:extent cx="3551714" cy="4001985"/>
+            <wp:effectExtent l="0" t="0" r="0" b="0"/>
+            <wp:docPr id="963313738" name="图片 1" descr="文本&#10;&#10;AI 生成的内容可能不正确。"/>
+            <wp:cNvGraphicFramePr>
+              <a:graphicFrameLocks xmlns:a="http://schemas.openxmlformats.org/drawingml/2006/main" noChangeAspect="1"/>
+            </wp:cNvGraphicFramePr>
+            <a:graphic xmlns:a="http://schemas.openxmlformats.org/drawingml/2006/main">
+              <a:graphicData uri="http://schemas.openxmlformats.org/drawingml/2006/picture">
+                <pic:pic xmlns:pic="http://schemas.openxmlformats.org/drawingml/2006/picture">
+                  <pic:nvPicPr>
+                    <pic:cNvPr id="963313738" name="图片 1" descr="文本&#10;&#10;AI 生成的内容可能不正确。"/>
+                    <pic:cNvPicPr/>
+                  </pic:nvPicPr>
+                  <pic:blipFill>
+                    <a:blip r:embed="rId54"/>
+                    <a:stretch>
+                      <a:fillRect/>
+                    </a:stretch>
+                  </pic:blipFill>
+                  <pic:spPr>
+                    <a:xfrm>
+                      <a:off x="0" y="0"/>
+                      <a:ext cx="3565296" cy="4017289"/>
                     </a:xfrm>
                     <a:prstGeom prst="rect">
                       <a:avLst/>
@@ -2949,7 +6531,7 @@
   <w:style w:type="paragraph" w:default="1" w:styleId="a">
     <w:name w:val="Normal"/>
     <w:qFormat/>
-    <w:rsid w:val="00AE3FB8"/>
+    <w:rsid w:val="00BA6F50"/>
     <w:pPr>
       <w:widowControl w:val="0"/>
       <w:jc w:val="both"/>

--- a/point_01/cached/data_record.docx
+++ b/point_01/cached/data_record.docx
@@ -1306,6 +1306,11 @@
       </w:r>
     </w:p>
     <w:p>
+      <w:pPr>
+        <w:rPr>
+          <w:rFonts w:hint="eastAsia"/>
+        </w:rPr>
+      </w:pPr>
       <w:r>
         <w:rPr>
           <w:noProof/>
@@ -5694,8 +5699,19 @@
         </w:rPr>
       </w:pPr>
     </w:p>
-    <w:p/>
-    <w:p>
+    <w:p>
+      <w:pPr>
+        <w:rPr>
+          <w:rFonts w:hint="eastAsia"/>
+        </w:rPr>
+      </w:pPr>
+    </w:p>
+    <w:p>
+      <w:pPr>
+        <w:rPr>
+          <w:rFonts w:hint="eastAsia"/>
+        </w:rPr>
+      </w:pPr>
       <w:r>
         <w:rPr>
           <w:rFonts w:hint="eastAsia"/>
@@ -5705,6 +5721,11 @@
       </w:r>
     </w:p>
     <w:p>
+      <w:pPr>
+        <w:rPr>
+          <w:rFonts w:hint="eastAsia"/>
+        </w:rPr>
+      </w:pPr>
       <w:r>
         <w:rPr>
           <w:rFonts w:hint="eastAsia"/>
@@ -5726,6 +5747,11 @@
       </w:r>
     </w:p>
     <w:p>
+      <w:pPr>
+        <w:rPr>
+          <w:rFonts w:hint="eastAsia"/>
+        </w:rPr>
+      </w:pPr>
       <w:r>
         <w:rPr>
           <w:noProof/>
@@ -5768,39 +5794,37 @@
       </w:r>
     </w:p>
     <w:p>
-      <w:r>
-        <w:rPr>
-          <w:rFonts w:hint="eastAsia"/>
-        </w:rPr>
-        <w:t>Hyper_0</w:t>
-      </w:r>
-      <w:r>
-        <w:rPr>
-          <w:rFonts w:hint="eastAsia"/>
-        </w:rPr>
-        <w:t>2</w:t>
-      </w:r>
-    </w:p>
-    <w:p>
-      <w:pPr>
-        <w:rPr>
-          <w:rFonts w:hint="eastAsia"/>
-        </w:rPr>
-      </w:pPr>
-      <w:r>
-        <w:rPr>
-          <w:rFonts w:hint="eastAsia"/>
-        </w:rPr>
-        <w:t>Kernel=</w:t>
-      </w:r>
-      <w:r>
-        <w:rPr>
-          <w:rFonts w:hint="eastAsia"/>
-        </w:rPr>
-        <w:t>5</w:t>
-      </w:r>
-    </w:p>
-    <w:p>
+      <w:pPr>
+        <w:rPr>
+          <w:rFonts w:hint="eastAsia"/>
+        </w:rPr>
+      </w:pPr>
+      <w:r>
+        <w:rPr>
+          <w:rFonts w:hint="eastAsia"/>
+        </w:rPr>
+        <w:t>Hyper_02</w:t>
+      </w:r>
+    </w:p>
+    <w:p>
+      <w:pPr>
+        <w:rPr>
+          <w:rFonts w:hint="eastAsia"/>
+        </w:rPr>
+      </w:pPr>
+      <w:r>
+        <w:rPr>
+          <w:rFonts w:hint="eastAsia"/>
+        </w:rPr>
+        <w:t>Kernel=5</w:t>
+      </w:r>
+    </w:p>
+    <w:p>
+      <w:pPr>
+        <w:rPr>
+          <w:rFonts w:hint="eastAsia"/>
+        </w:rPr>
+      </w:pPr>
       <w:r>
         <w:rPr>
           <w:noProof/>
@@ -5843,18 +5867,17 @@
       </w:r>
     </w:p>
     <w:p>
+      <w:pPr>
+        <w:rPr>
+          <w:rFonts w:hint="eastAsia"/>
+        </w:rPr>
+      </w:pPr>
       <w:r>
         <w:rPr>
           <w:rFonts w:hint="eastAsia"/>
         </w:rPr>
         <w:lastRenderedPageBreak/>
-        <w:t>Hyper_0</w:t>
-      </w:r>
-      <w:r>
-        <w:rPr>
-          <w:rFonts w:hint="eastAsia"/>
-        </w:rPr>
-        <w:t>3</w:t>
+        <w:t>Hyper_03</w:t>
       </w:r>
     </w:p>
     <w:p>
@@ -5871,6 +5894,11 @@
       </w:r>
     </w:p>
     <w:p>
+      <w:pPr>
+        <w:rPr>
+          <w:rFonts w:hint="eastAsia"/>
+        </w:rPr>
+      </w:pPr>
       <w:r>
         <w:rPr>
           <w:noProof/>
@@ -5913,39 +5941,37 @@
       </w:r>
     </w:p>
     <w:p>
-      <w:r>
-        <w:rPr>
-          <w:rFonts w:hint="eastAsia"/>
-        </w:rPr>
-        <w:t>Hyper_0</w:t>
-      </w:r>
-      <w:r>
-        <w:rPr>
-          <w:rFonts w:hint="eastAsia"/>
-        </w:rPr>
-        <w:t>4</w:t>
-      </w:r>
-    </w:p>
-    <w:p>
-      <w:pPr>
-        <w:rPr>
-          <w:rFonts w:hint="eastAsia"/>
-        </w:rPr>
-      </w:pPr>
-      <w:r>
-        <w:rPr>
-          <w:rFonts w:hint="eastAsia"/>
-        </w:rPr>
-        <w:t>Kernel=</w:t>
-      </w:r>
-      <w:r>
-        <w:rPr>
-          <w:rFonts w:hint="eastAsia"/>
-        </w:rPr>
-        <w:t>2</w:t>
-      </w:r>
-    </w:p>
-    <w:p>
+      <w:pPr>
+        <w:rPr>
+          <w:rFonts w:hint="eastAsia"/>
+        </w:rPr>
+      </w:pPr>
+      <w:r>
+        <w:rPr>
+          <w:rFonts w:hint="eastAsia"/>
+        </w:rPr>
+        <w:t>Hyper_04</w:t>
+      </w:r>
+    </w:p>
+    <w:p>
+      <w:pPr>
+        <w:rPr>
+          <w:rFonts w:hint="eastAsia"/>
+        </w:rPr>
+      </w:pPr>
+      <w:r>
+        <w:rPr>
+          <w:rFonts w:hint="eastAsia"/>
+        </w:rPr>
+        <w:t>Kernel=2</w:t>
+      </w:r>
+    </w:p>
+    <w:p>
+      <w:pPr>
+        <w:rPr>
+          <w:rFonts w:hint="eastAsia"/>
+        </w:rPr>
+      </w:pPr>
       <w:r>
         <w:rPr>
           <w:noProof/>
@@ -5988,37 +6014,30 @@
       </w:r>
     </w:p>
     <w:p>
+      <w:pPr>
+        <w:rPr>
+          <w:rFonts w:hint="eastAsia"/>
+        </w:rPr>
+      </w:pPr>
       <w:r>
         <w:rPr>
           <w:rFonts w:hint="eastAsia"/>
         </w:rPr>
         <w:lastRenderedPageBreak/>
-        <w:t>Hyper_0</w:t>
-      </w:r>
-      <w:r>
-        <w:rPr>
-          <w:rFonts w:hint="eastAsia"/>
-        </w:rPr>
-        <w:t>5</w:t>
-      </w:r>
-    </w:p>
-    <w:p>
-      <w:pPr>
-        <w:rPr>
-          <w:rFonts w:hint="eastAsia"/>
-        </w:rPr>
-      </w:pPr>
-      <w:r>
-        <w:rPr>
-          <w:rFonts w:hint="eastAsia"/>
-        </w:rPr>
-        <w:t>Kernel=</w:t>
-      </w:r>
-      <w:r>
-        <w:rPr>
-          <w:rFonts w:hint="eastAsia"/>
-        </w:rPr>
-        <w:t>4</w:t>
+        <w:t>Hyper_05</w:t>
+      </w:r>
+    </w:p>
+    <w:p>
+      <w:pPr>
+        <w:rPr>
+          <w:rFonts w:hint="eastAsia"/>
+        </w:rPr>
+      </w:pPr>
+      <w:r>
+        <w:rPr>
+          <w:rFonts w:hint="eastAsia"/>
+        </w:rPr>
+        <w:t>Kernel=4</w:t>
       </w:r>
     </w:p>
     <w:p>
@@ -6032,10 +6051,10 @@
           <w:noProof/>
         </w:rPr>
         <w:drawing>
-          <wp:inline distT="0" distB="0" distL="0" distR="0" wp14:anchorId="025ACA07" wp14:editId="025A12D5">
-            <wp:extent cx="3551714" cy="4001985"/>
-            <wp:effectExtent l="0" t="0" r="0" b="0"/>
-            <wp:docPr id="963313738" name="图片 1" descr="文本&#10;&#10;AI 生成的内容可能不正确。"/>
+          <wp:inline distT="0" distB="0" distL="0" distR="0" wp14:anchorId="50BE3347" wp14:editId="5413C24D">
+            <wp:extent cx="3175000" cy="4403182"/>
+            <wp:effectExtent l="0" t="0" r="6350" b="0"/>
+            <wp:docPr id="687627827" name="图片 1" descr="文本&#10;&#10;AI 生成的内容可能不正确。"/>
             <wp:cNvGraphicFramePr>
               <a:graphicFrameLocks xmlns:a="http://schemas.openxmlformats.org/drawingml/2006/main" noChangeAspect="1"/>
             </wp:cNvGraphicFramePr>
@@ -6043,7 +6062,7 @@
               <a:graphicData uri="http://schemas.openxmlformats.org/drawingml/2006/picture">
                 <pic:pic xmlns:pic="http://schemas.openxmlformats.org/drawingml/2006/picture">
                   <pic:nvPicPr>
-                    <pic:cNvPr id="963313738" name="图片 1" descr="文本&#10;&#10;AI 生成的内容可能不正确。"/>
+                    <pic:cNvPr id="687627827" name="图片 1" descr="文本&#10;&#10;AI 生成的内容可能不正确。"/>
                     <pic:cNvPicPr/>
                   </pic:nvPicPr>
                   <pic:blipFill>
@@ -6055,7 +6074,7 @@
                   <pic:spPr>
                     <a:xfrm>
                       <a:off x="0" y="0"/>
-                      <a:ext cx="3565296" cy="4017289"/>
+                      <a:ext cx="3179093" cy="4408858"/>
                     </a:xfrm>
                     <a:prstGeom prst="rect">
                       <a:avLst/>
